--- a/Техническое задание.docx
+++ b/Техническое задание.docx
@@ -4,67 +4,32 @@
   <w:body>
     <w:p>
       <w:pPr>
-        <w:pStyle w:val="a5"/>
+        <w:pStyle w:val="ab"/>
       </w:pPr>
       <w:r>
         <w:t>Техническое задание</w:t>
       </w:r>
     </w:p>
     <w:p>
-      <w:pPr>
-        <w:pStyle w:val="a3"/>
-        <w:ind w:firstLine="360"/>
-      </w:pPr>
-      <w:r>
+      <w:r>
+        <w:t xml:space="preserve">Наименование программного продукта: «1C </w:t>
+      </w:r>
+      <w:proofErr w:type="spellStart"/>
+      <w:r>
+        <w:t>СтоловаяБФ</w:t>
+      </w:r>
+      <w:proofErr w:type="spellEnd"/>
+      <w:r>
+        <w:t xml:space="preserve"> "Кладовщик"».</w:t>
+      </w:r>
+    </w:p>
+    <w:p>
+      <w:pPr>
+        <w:pStyle w:val="a0"/>
         <w:rPr>
           <w:b/>
           <w:bCs/>
         </w:rPr>
-        <w:t>Наименование программного продукта:</w:t>
-      </w:r>
-      <w:r>
-        <w:t> «</w:t>
-      </w:r>
-      <w:r>
-        <w:t>1</w:t>
-      </w:r>
-      <w:r>
-        <w:rPr>
-          <w:lang w:val="en-US"/>
-        </w:rPr>
-        <w:t>C</w:t>
-      </w:r>
-      <w:r>
-        <w:t xml:space="preserve"> </w:t>
-      </w:r>
-      <w:proofErr w:type="spellStart"/>
-      <w:r>
-        <w:t>СтоловаяБФ</w:t>
-      </w:r>
-      <w:proofErr w:type="spellEnd"/>
-      <w:r>
-        <w:t xml:space="preserve"> </w:t>
-      </w:r>
-      <w:r>
-        <w:t>“</w:t>
-      </w:r>
-      <w:r>
-        <w:t>Кладовщик</w:t>
-      </w:r>
-      <w:r>
-        <w:t>”</w:t>
-      </w:r>
-      <w:r>
-        <w:t>».</w:t>
-      </w:r>
-    </w:p>
-    <w:p>
-      <w:pPr>
-        <w:pStyle w:val="a3"/>
-        <w:numPr>
-          <w:ilvl w:val="0"/>
-          <w:numId w:val="4"/>
-        </w:numPr>
       </w:pPr>
       <w:r>
         <w:rPr>
@@ -76,23 +41,11 @@
     </w:p>
     <w:p>
       <w:pPr>
-        <w:pStyle w:val="a3"/>
+        <w:pStyle w:val="a5"/>
         <w:ind w:firstLine="708"/>
       </w:pPr>
       <w:r>
-        <w:t>Программный модуль «</w:t>
-      </w:r>
-      <w:r>
-        <w:t>1</w:t>
-      </w:r>
-      <w:r>
-        <w:rPr>
-          <w:lang w:val="en-US"/>
-        </w:rPr>
-        <w:t>C</w:t>
-      </w:r>
-      <w:r>
-        <w:t xml:space="preserve"> </w:t>
+        <w:t xml:space="preserve">Программный модуль «1C </w:t>
       </w:r>
       <w:proofErr w:type="spellStart"/>
       <w:r>
@@ -100,25 +53,12 @@
       </w:r>
       <w:proofErr w:type="spellEnd"/>
       <w:r>
-        <w:t xml:space="preserve"> </w:t>
-      </w:r>
-      <w:r>
-        <w:t>“</w:t>
-      </w:r>
-      <w:r>
-        <w:t>Кладовщик</w:t>
-      </w:r>
-      <w:r>
-        <w:t>”</w:t>
-      </w:r>
-      <w:r>
-        <w:t>» предназначен для автоматизации оперативного складского учёта продуктов питания на предприятии общественного питания. Основной целью разработки является создание инструмента, обеспечивающего прозрачный учёт движения товарно-материальных ценностей: от поступления на склад до выдачи в производство. Разработка ведётся в рамках производственной практики на основании задания от предприятия ООО СФ «Белка-Фаворит».</w:t>
-      </w:r>
-    </w:p>
-    <w:p>
-      <w:pPr>
-        <w:pStyle w:val="a3"/>
-        <w:ind w:firstLine="708"/>
+        <w:t xml:space="preserve"> "Кладовщик"» предназначен для автоматизации оперативного складского учёта продуктов питания на предприятии общественного питания. Основной целью разработки является создание инструмента, обеспечивающего прозрачный учёт движения товарно-материальных ценностей: от поступления на склад до выдачи в производство. Разработка ведётся в рамках производственной практики на основании задания от предприятия ООО «СФ «Белка-Фаворит».</w:t>
+      </w:r>
+    </w:p>
+    <w:p>
+      <w:pPr>
+        <w:pStyle w:val="a5"/>
       </w:pPr>
       <w:r>
         <w:t>Программный модуль будет использоваться на рабочих местах кладовщиков и мобильных сотрудников склада для решения следующих задач: систематизация справочной информации о продуктах, поставщиках и местах хранения; оформление первичных документов по приходу и внутреннему перемещению товаров; оперативный контроль текущих остатков на складах; обмен данными с внешними системами через файлы форматов Excel и JSON.</w:t>
@@ -126,535 +66,679 @@
     </w:p>
     <w:p>
       <w:pPr>
-        <w:pStyle w:val="a3"/>
-      </w:pPr>
-      <w:r>
+        <w:pStyle w:val="a0"/>
         <w:rPr>
           <w:b/>
           <w:bCs/>
         </w:rPr>
-        <w:t>2. Функциональные требования</w:t>
-      </w:r>
-    </w:p>
-    <w:p>
-      <w:pPr>
-        <w:pStyle w:val="a3"/>
-        <w:ind w:firstLine="708"/>
-      </w:pPr>
-      <w:r>
-        <w:t>Программный модуль должен обеспечивать выполнение следующих функций для двух ролевых групп пользователей: Кладовщик и Мобильный кладовщик. Администратор системы выполняет функции настройки прав доступа.</w:t>
-      </w:r>
-    </w:p>
-    <w:p>
-      <w:pPr>
-        <w:pStyle w:val="a3"/>
-        <w:ind w:firstLine="708"/>
-      </w:pPr>
-      <w:r>
-        <w:rPr>
-          <w:i/>
-          <w:iCs/>
-        </w:rPr>
-        <w:t>Общие функции для всех авторизованных пользователей:</w:t>
-      </w:r>
-      <w:r>
-        <w:t> вход в систему по уникальному логину и паролю.</w:t>
-      </w:r>
-    </w:p>
-    <w:p>
-      <w:pPr>
-        <w:pStyle w:val="a3"/>
-        <w:ind w:firstLine="360"/>
-      </w:pPr>
-      <w:r>
-        <w:rPr>
-          <w:i/>
-          <w:iCs/>
-        </w:rPr>
-        <w:t>Функции для роли «Кладовщик» (Desktop-клиент):</w:t>
-      </w:r>
-    </w:p>
-    <w:p>
-      <w:pPr>
-        <w:pStyle w:val="a3"/>
-        <w:numPr>
-          <w:ilvl w:val="0"/>
-          <w:numId w:val="1"/>
-        </w:numPr>
-      </w:pPr>
-      <w:r>
-        <w:t>Ведение справочника номенклатуры продуктов: просмотр, добавление и редактирование записей с указанием наименования, единицы измерения, закупочной цены и штрихкода.</w:t>
-      </w:r>
-    </w:p>
-    <w:p>
-      <w:pPr>
-        <w:pStyle w:val="a3"/>
-        <w:numPr>
-          <w:ilvl w:val="0"/>
-          <w:numId w:val="1"/>
-        </w:numPr>
-      </w:pPr>
-      <w:r>
-        <w:lastRenderedPageBreak/>
-        <w:t>Экспорт справочника номенклатуры в файл формата Excel для формирования заявок или прайс-листов.</w:t>
-      </w:r>
-    </w:p>
-    <w:p>
-      <w:pPr>
-        <w:pStyle w:val="a3"/>
-        <w:numPr>
-          <w:ilvl w:val="0"/>
-          <w:numId w:val="1"/>
-        </w:numPr>
-      </w:pPr>
-      <w:r>
-        <w:t>Импорт справочника номенклатуры из файла формата JSON для интеграции с внешними системами.</w:t>
-      </w:r>
-    </w:p>
-    <w:p>
-      <w:pPr>
-        <w:pStyle w:val="a3"/>
-        <w:numPr>
-          <w:ilvl w:val="0"/>
-          <w:numId w:val="1"/>
-        </w:numPr>
-      </w:pPr>
-      <w:r>
-        <w:t>Ведение справочника контрагентов: просмотр, добавление и редактирование информации о поставщиках.</w:t>
-      </w:r>
-    </w:p>
-    <w:p>
-      <w:pPr>
-        <w:pStyle w:val="a3"/>
-        <w:numPr>
-          <w:ilvl w:val="0"/>
-          <w:numId w:val="1"/>
-        </w:numPr>
-      </w:pPr>
-      <w:r>
-        <w:t>Ведение справочника складов: просмотр информации о местах хранения.</w:t>
-      </w:r>
-    </w:p>
-    <w:p>
-      <w:pPr>
-        <w:pStyle w:val="a3"/>
-        <w:numPr>
-          <w:ilvl w:val="0"/>
-          <w:numId w:val="1"/>
-        </w:numPr>
-      </w:pPr>
-      <w:r>
-        <w:t>Оформление приходной накладной: фиксация факта поступления продуктов на склад с указанием поставщика, склада-получателя и перечня товаров.</w:t>
-      </w:r>
-    </w:p>
-    <w:p>
-      <w:pPr>
-        <w:pStyle w:val="a3"/>
-        <w:numPr>
-          <w:ilvl w:val="0"/>
-          <w:numId w:val="1"/>
-        </w:numPr>
-      </w:pPr>
-      <w:r>
-        <w:t>Автоматический построчный расчёт суммы на основе введённых количества и цены.</w:t>
-      </w:r>
-    </w:p>
-    <w:p>
-      <w:pPr>
-        <w:pStyle w:val="a3"/>
-        <w:numPr>
-          <w:ilvl w:val="0"/>
-          <w:numId w:val="1"/>
-        </w:numPr>
-      </w:pPr>
-      <w:r>
-        <w:t>Экспорт сформированной приходной накладной в файл формата Excel.</w:t>
-      </w:r>
-    </w:p>
-    <w:p>
-      <w:pPr>
-        <w:pStyle w:val="a3"/>
-        <w:numPr>
-          <w:ilvl w:val="0"/>
-          <w:numId w:val="1"/>
-        </w:numPr>
-      </w:pPr>
-      <w:r>
-        <w:t>Оформление требования-накладной: фиксация факта выдачи продуктов со склада в производственный цех. Раздельный учёт планового количества (согласно меню-раскладке) и фактически отпущенного количества.</w:t>
-      </w:r>
-    </w:p>
-    <w:p>
-      <w:pPr>
-        <w:pStyle w:val="a3"/>
-        <w:numPr>
-          <w:ilvl w:val="0"/>
-          <w:numId w:val="1"/>
-        </w:numPr>
-      </w:pPr>
-      <w:r>
-        <w:t>Экспорт требования-накладной в файл формата Excel.</w:t>
-      </w:r>
-    </w:p>
-    <w:p>
-      <w:pPr>
-        <w:pStyle w:val="a3"/>
-        <w:numPr>
-          <w:ilvl w:val="0"/>
-          <w:numId w:val="1"/>
-        </w:numPr>
-      </w:pPr>
-      <w:r>
-        <w:t>Формирование отчёта «Ведомость остатков продуктов на складах» на произвольную дату с возможностью выгрузки в Excel.</w:t>
-      </w:r>
-    </w:p>
-    <w:p>
-      <w:pPr>
-        <w:pStyle w:val="a3"/>
-        <w:ind w:firstLine="708"/>
-      </w:pPr>
-      <w:r>
-        <w:rPr>
-          <w:i/>
-          <w:iCs/>
-        </w:rPr>
-        <w:t>Функции для роли «Мобильный кладовщик» (Мобильный клиент):</w:t>
-      </w:r>
-    </w:p>
-    <w:p>
-      <w:pPr>
-        <w:pStyle w:val="a3"/>
-        <w:numPr>
-          <w:ilvl w:val="0"/>
-          <w:numId w:val="2"/>
-        </w:numPr>
-      </w:pPr>
-      <w:r>
-        <w:t>Авторизация в системе через мобильное устройство.</w:t>
-      </w:r>
-    </w:p>
-    <w:p>
-      <w:pPr>
-        <w:pStyle w:val="a3"/>
-        <w:numPr>
-          <w:ilvl w:val="0"/>
-          <w:numId w:val="2"/>
-        </w:numPr>
-      </w:pPr>
-      <w:r>
-        <w:t>Просмотр актуальных остатков продуктов на складах.</w:t>
-      </w:r>
-    </w:p>
-    <w:p>
-      <w:pPr>
-        <w:pStyle w:val="a3"/>
-        <w:numPr>
-          <w:ilvl w:val="0"/>
-          <w:numId w:val="2"/>
-        </w:numPr>
-      </w:pPr>
-      <w:r>
-        <w:t>Сканирование штрихкода продукта с использованием камеры мобильного устройства для быстрой идентификации номенклатуры.</w:t>
-      </w:r>
-    </w:p>
-    <w:p>
-      <w:pPr>
-        <w:pStyle w:val="a3"/>
-        <w:numPr>
-          <w:ilvl w:val="0"/>
-          <w:numId w:val="2"/>
-        </w:numPr>
-      </w:pPr>
-      <w:r>
-        <w:t>Создание упрощённой формы требования-накладной для оперативной фиксации выдачи продуктов в производство.</w:t>
-      </w:r>
-    </w:p>
-    <w:p>
-      <w:pPr>
-        <w:pStyle w:val="a3"/>
-        <w:ind w:firstLine="360"/>
-      </w:pPr>
-      <w:r>
-        <w:rPr>
-          <w:i/>
-          <w:iCs/>
-        </w:rPr>
-        <w:t>Функции для роли «Администратор»:</w:t>
-      </w:r>
-    </w:p>
-    <w:p>
-      <w:pPr>
-        <w:pStyle w:val="a3"/>
-        <w:numPr>
-          <w:ilvl w:val="0"/>
-          <w:numId w:val="3"/>
-        </w:numPr>
-      </w:pPr>
-      <w:r>
-        <w:lastRenderedPageBreak/>
-        <w:t>Создание, редактирование и блокировка учётных записей пользователей.</w:t>
-      </w:r>
-    </w:p>
-    <w:p>
-      <w:pPr>
-        <w:pStyle w:val="a3"/>
-        <w:numPr>
-          <w:ilvl w:val="0"/>
-          <w:numId w:val="3"/>
-        </w:numPr>
-      </w:pPr>
-      <w:r>
-        <w:t>Назначение пользователям ролей «Кладовщик» и «Мобильный кладовщик».</w:t>
-      </w:r>
-    </w:p>
-    <w:p>
-      <w:pPr>
-        <w:pStyle w:val="a3"/>
-        <w:numPr>
-          <w:ilvl w:val="0"/>
-          <w:numId w:val="3"/>
-        </w:numPr>
-      </w:pPr>
-      <w:r>
-        <w:t>Синхронизация учётных записей с встроенными пользователями платформы 1</w:t>
-      </w:r>
-      <w:proofErr w:type="gramStart"/>
-      <w:r>
-        <w:t>С:Предприятие</w:t>
-      </w:r>
-      <w:proofErr w:type="gramEnd"/>
-      <w:r>
-        <w:t>.</w:t>
-      </w:r>
-    </w:p>
-    <w:p>
-      <w:pPr>
-        <w:pStyle w:val="a3"/>
-        <w:numPr>
-          <w:ilvl w:val="0"/>
-          <w:numId w:val="3"/>
-        </w:numPr>
-      </w:pPr>
-      <w:r>
-        <w:t>Сброс паролей пользователей.</w:t>
-      </w:r>
-    </w:p>
-    <w:p>
-      <w:pPr>
-        <w:pStyle w:val="a3"/>
       </w:pPr>
       <w:r>
         <w:rPr>
           <w:b/>
           <w:bCs/>
         </w:rPr>
-        <w:t>3. Требования к надёжности и безопасности</w:t>
-      </w:r>
-    </w:p>
-    <w:p>
-      <w:pPr>
-        <w:pStyle w:val="a3"/>
+        <w:t>Функциональные требования</w:t>
+      </w:r>
+    </w:p>
+    <w:p>
+      <w:pPr>
+        <w:pStyle w:val="a5"/>
         <w:ind w:firstLine="708"/>
       </w:pPr>
       <w:r>
-        <w:t>Целостность данных: Все операции, изменяющие складские остатки, должны выполняться в рамках транзакций. Проведение документов должно формировать корректные записи в регистрах накопления. Данные, зафиксированные на момент сбоя, не должны быть потеряны.</w:t>
-      </w:r>
-    </w:p>
-    <w:p>
-      <w:pPr>
-        <w:pStyle w:val="a3"/>
+        <w:t>Программный модуль должен обеспечивать выполнение следующих функций для трех ролевых групп пользователей: Администратор, Кладовщик и Мобильный кладовщик.</w:t>
+      </w:r>
+    </w:p>
+    <w:p>
+      <w:pPr>
+        <w:pStyle w:val="a5"/>
+      </w:pPr>
+      <w:r>
+        <w:t>Общие функции для всех авторизованных пользователей:</w:t>
+      </w:r>
+    </w:p>
+    <w:p>
+      <w:pPr>
+        <w:pStyle w:val="a"/>
+      </w:pPr>
+      <w:r>
+        <w:t>Вход в систему по уникальному логину и паролю.</w:t>
+      </w:r>
+    </w:p>
+    <w:p>
+      <w:pPr>
+        <w:pStyle w:val="a5"/>
         <w:ind w:firstLine="708"/>
       </w:pPr>
       <w:r>
-        <w:t>Разграничение прав доступа: Функционал модуля должен быть строго ограничен в соответствии с ролями пользователей. Мобильный кладовщик не должен иметь доступа к функциям импорта и экспорта данных, а также к справочникам администрирования.</w:t>
-      </w:r>
-    </w:p>
-    <w:p>
-      <w:pPr>
-        <w:pStyle w:val="a3"/>
-        <w:ind w:firstLine="708"/>
-      </w:pPr>
-      <w:r>
-        <w:t>Устойчивость к ошибочному вводу: Программа должна корректно обрабатывать некорректный ввод данных в числовые поля с выводом понятного диагностического сообщения.</w:t>
-      </w:r>
-    </w:p>
-    <w:p>
-      <w:pPr>
-        <w:pStyle w:val="a3"/>
-      </w:pPr>
-      <w:r>
+        <w:t>Функции для роли «Кладовщик» (Desktop-клиент):</w:t>
+      </w:r>
+    </w:p>
+    <w:p>
+      <w:pPr>
+        <w:pStyle w:val="a"/>
+      </w:pPr>
+      <w:r>
+        <w:t>Ведение справочника номенклатуры продуктов: просмотр, добавление и редактирование записей с указанием наименования, единицы измерения, закупочной цены и штрихкода.</w:t>
+      </w:r>
+    </w:p>
+    <w:p>
+      <w:pPr>
+        <w:pStyle w:val="a"/>
+      </w:pPr>
+      <w:r>
+        <w:t xml:space="preserve">Экспорт справочника номенклатуры в файл формата Excel для </w:t>
+      </w:r>
+      <w:r>
+        <w:lastRenderedPageBreak/>
+        <w:t>формирования заявок или прайс-листов.</w:t>
+      </w:r>
+    </w:p>
+    <w:p>
+      <w:pPr>
+        <w:pStyle w:val="a"/>
+      </w:pPr>
+      <w:r>
+        <w:t>Импорт справочника номенклатуры из файла формата JSON для интеграции с внешними системами.</w:t>
+      </w:r>
+    </w:p>
+    <w:p>
+      <w:pPr>
+        <w:pStyle w:val="a"/>
+      </w:pPr>
+      <w:r>
+        <w:t>Ведение справочника контрагентов: просмотр, добавление и редактирование информации о поставщиках.</w:t>
+      </w:r>
+    </w:p>
+    <w:p>
+      <w:pPr>
+        <w:pStyle w:val="a"/>
+      </w:pPr>
+      <w:r>
+        <w:t>Ведение справочника складов: просмотр информации о местах хранения.</w:t>
+      </w:r>
+    </w:p>
+    <w:p>
+      <w:pPr>
+        <w:pStyle w:val="a"/>
+      </w:pPr>
+      <w:r>
+        <w:t>Оформление приходной накладной: фиксация факта поступления продуктов на склад с указанием поставщика, склада-получателя и перечня товаров.</w:t>
+      </w:r>
+    </w:p>
+    <w:p>
+      <w:pPr>
+        <w:pStyle w:val="a"/>
+      </w:pPr>
+      <w:r>
+        <w:t>Автоматический построчный расчёт суммы на основе введённых количества и цены.</w:t>
+      </w:r>
+    </w:p>
+    <w:p>
+      <w:pPr>
+        <w:pStyle w:val="a"/>
+      </w:pPr>
+      <w:r>
+        <w:t>Экспорт сформированной приходной накладной в файл формата Excel.</w:t>
+      </w:r>
+    </w:p>
+    <w:p>
+      <w:pPr>
+        <w:pStyle w:val="a"/>
+      </w:pPr>
+      <w:r>
+        <w:t>Оформление требования-накладной: фиксация факта выдачи продуктов со склада в производственный цех. Раздельный учёт планового количества (согласно меню-раскладке) и фактически отпущенного количества.</w:t>
+      </w:r>
+    </w:p>
+    <w:p>
+      <w:pPr>
+        <w:pStyle w:val="a"/>
+      </w:pPr>
+      <w:r>
+        <w:t>Экспорт требования-накладной в файл формата Excel.</w:t>
+      </w:r>
+    </w:p>
+    <w:p>
+      <w:pPr>
+        <w:pStyle w:val="a"/>
+      </w:pPr>
+      <w:r>
+        <w:t>Формирование отчёта «Ведомость остатков продуктов на складах» на произвольную дату с возможностью выгрузки в Excel.</w:t>
+      </w:r>
+    </w:p>
+    <w:p>
+      <w:pPr>
+        <w:pStyle w:val="a5"/>
+      </w:pPr>
+      <w:r>
+        <w:t>Функции для роли «Мобильный кладовщик» (Мобильный клиент):</w:t>
+      </w:r>
+    </w:p>
+    <w:p>
+      <w:pPr>
+        <w:pStyle w:val="a"/>
+      </w:pPr>
+      <w:r>
+        <w:t>Авторизация в системе через мобильное устройство.</w:t>
+      </w:r>
+    </w:p>
+    <w:p>
+      <w:pPr>
+        <w:pStyle w:val="a"/>
+      </w:pPr>
+      <w:r>
+        <w:t>Просмотр актуальных остатков продуктов на складах.</w:t>
+      </w:r>
+    </w:p>
+    <w:p>
+      <w:pPr>
+        <w:pStyle w:val="a"/>
+      </w:pPr>
+      <w:r>
+        <w:t>Сканирование штрихкода продукта с использованием камеры мобильного устройства для быстрой идентификации номенклатуры.</w:t>
+      </w:r>
+    </w:p>
+    <w:p>
+      <w:pPr>
+        <w:pStyle w:val="a"/>
+      </w:pPr>
+      <w:r>
+        <w:t>Создание упрощённой формы требования-накладной для оперативной фиксации выдачи продуктов в производство.</w:t>
+      </w:r>
+    </w:p>
+    <w:p>
+      <w:pPr>
+        <w:pStyle w:val="a5"/>
+      </w:pPr>
+      <w:r>
+        <w:t>Функции для роли «Администратор»:</w:t>
+      </w:r>
+    </w:p>
+    <w:p>
+      <w:pPr>
+        <w:pStyle w:val="a"/>
+      </w:pPr>
+      <w:r>
+        <w:lastRenderedPageBreak/>
+        <w:t>Создание, редактирование и блокировка учётных записей пользователей.</w:t>
+      </w:r>
+    </w:p>
+    <w:p>
+      <w:pPr>
+        <w:pStyle w:val="a"/>
+      </w:pPr>
+      <w:r>
+        <w:t>Назначение пользователям ролей «Кладовщик» и «Мобильный кладовщик».</w:t>
+      </w:r>
+    </w:p>
+    <w:p>
+      <w:pPr>
+        <w:pStyle w:val="a"/>
+      </w:pPr>
+      <w:r>
+        <w:t>Синхронизация учётных записей с встроенными пользователями платформы 1</w:t>
+      </w:r>
+      <w:proofErr w:type="gramStart"/>
+      <w:r>
+        <w:t>С:Предприятие</w:t>
+      </w:r>
+      <w:proofErr w:type="gramEnd"/>
+      <w:r>
+        <w:t>.</w:t>
+      </w:r>
+    </w:p>
+    <w:p>
+      <w:pPr>
+        <w:pStyle w:val="a"/>
+      </w:pPr>
+      <w:r>
+        <w:t>Сброс паролей пользователей.</w:t>
+      </w:r>
+    </w:p>
+    <w:p>
+      <w:pPr>
+        <w:pStyle w:val="a0"/>
         <w:rPr>
           <w:b/>
           <w:bCs/>
         </w:rPr>
-        <w:t>4. Требования к составу и параметрам технических средств</w:t>
-      </w:r>
-    </w:p>
-    <w:p>
-      <w:pPr>
-        <w:pStyle w:val="a3"/>
-        <w:ind w:firstLine="708"/>
-      </w:pPr>
-      <w:r>
-        <w:rPr>
-          <w:i/>
-          <w:iCs/>
-        </w:rPr>
-        <w:t>Аппаратные требования (минимальные):</w:t>
-      </w:r>
-      <w:r>
-        <w:t> Процессор с тактовой частотой 1 ГГц или выше, оперативная память 2 ГБ, свободное дисковое пространство 1 ГБ, монитор с разрешением не менее 1280x720.</w:t>
-      </w:r>
-    </w:p>
-    <w:p>
-      <w:pPr>
-        <w:pStyle w:val="a3"/>
-        <w:ind w:firstLine="708"/>
-      </w:pPr>
-      <w:r>
-        <w:rPr>
-          <w:i/>
-          <w:iCs/>
-        </w:rPr>
-        <w:t>Серверная часть:</w:t>
-      </w:r>
-      <w:r>
-        <w:t> Операционная система Microsoft Windows Server 2019 или Linux (для веб-сервера Apache). Платформа 1</w:t>
-      </w:r>
-      <w:proofErr w:type="gramStart"/>
-      <w:r>
-        <w:t>С:Предприятие</w:t>
-      </w:r>
-      <w:proofErr w:type="gramEnd"/>
-      <w:r>
-        <w:t xml:space="preserve"> 8.3. Веб-сервер Apache 2.4 для публикации мобильного клиента.</w:t>
-      </w:r>
-    </w:p>
-    <w:p>
-      <w:pPr>
-        <w:pStyle w:val="a3"/>
-        <w:ind w:firstLine="708"/>
-      </w:pPr>
-      <w:r>
-        <w:rPr>
-          <w:i/>
-          <w:iCs/>
-        </w:rPr>
-        <w:t>Клиентская часть (Desktop):</w:t>
-      </w:r>
-      <w:r>
-        <w:t> Операционная система Microsoft Windows 10/11. Тонкий клиент 1</w:t>
-      </w:r>
-      <w:proofErr w:type="gramStart"/>
-      <w:r>
-        <w:t>С:Предприятия</w:t>
-      </w:r>
-      <w:proofErr w:type="gramEnd"/>
-      <w:r>
-        <w:t xml:space="preserve"> 8.3.</w:t>
-      </w:r>
-    </w:p>
-    <w:p>
-      <w:pPr>
-        <w:pStyle w:val="a3"/>
-        <w:ind w:firstLine="708"/>
-      </w:pPr>
-      <w:r>
-        <w:rPr>
-          <w:i/>
-          <w:iCs/>
-        </w:rPr>
-        <w:t>Мобильная часть:</w:t>
-      </w:r>
-      <w:r>
-        <w:t xml:space="preserve"> Мобильное устройство под управлением ОС </w:t>
-      </w:r>
-      <w:proofErr w:type="spellStart"/>
-      <w:r>
-        <w:t>Android</w:t>
-      </w:r>
-      <w:proofErr w:type="spellEnd"/>
-      <w:r>
-        <w:t xml:space="preserve"> 10 или выше с установленной мобильной платформой 1</w:t>
-      </w:r>
-      <w:proofErr w:type="gramStart"/>
-      <w:r>
-        <w:t>С:Предприятие</w:t>
-      </w:r>
-      <w:proofErr w:type="gramEnd"/>
-      <w:r>
-        <w:t>.</w:t>
-      </w:r>
-    </w:p>
-    <w:p>
-      <w:pPr>
-        <w:pStyle w:val="a3"/>
       </w:pPr>
       <w:r>
         <w:rPr>
           <w:b/>
           <w:bCs/>
         </w:rPr>
-        <w:lastRenderedPageBreak/>
-        <w:t>5. Требования к программной документации</w:t>
-      </w:r>
-    </w:p>
-    <w:p>
-      <w:pPr>
-        <w:pStyle w:val="a3"/>
+        <w:t>Требования к надёжности и безопасности</w:t>
+      </w:r>
+    </w:p>
+    <w:p>
+      <w:pPr>
+        <w:pStyle w:val="a5"/>
         <w:ind w:firstLine="708"/>
       </w:pPr>
       <w:r>
-        <w:t>В рамках производственной практики должны быть разработаны следующие документы: техническое задание, руководство оператора для роли «Кладовщик», ER-диаграмма базы данных, UML-диаграмма вариантов использования.</w:t>
-      </w:r>
-    </w:p>
-    <w:p>
-      <w:pPr>
-        <w:pStyle w:val="a3"/>
-      </w:pPr>
-      <w:r>
+        <w:t>Целостность данных:</w:t>
+      </w:r>
+    </w:p>
+    <w:p>
+      <w:pPr>
+        <w:pStyle w:val="a5"/>
+        <w:ind w:firstLine="708"/>
+      </w:pPr>
+      <w:r>
+        <w:t>Все операции, изменяющие складские остатки, должны выполняться в рамках транзакций. Проведение документов должно формировать корректные записи в регистрах накопления. Данные, зафиксированные на момент сбоя, не должны быть потеряны.</w:t>
+      </w:r>
+    </w:p>
+    <w:p>
+      <w:pPr>
+        <w:pStyle w:val="a5"/>
+        <w:ind w:firstLine="708"/>
+      </w:pPr>
+      <w:r>
+        <w:t>Разграничение прав доступа:</w:t>
+      </w:r>
+    </w:p>
+    <w:p>
+      <w:pPr>
+        <w:pStyle w:val="a5"/>
+        <w:ind w:firstLine="708"/>
+      </w:pPr>
+      <w:r>
+        <w:t>Функционал модуля должен быть строго ограничен в соответствии с ролями пользователей. Мобильный кладовщик не должен иметь доступа к функциям импорта и экспорта данных, а также к справочникам администрирования.</w:t>
+      </w:r>
+    </w:p>
+    <w:p>
+      <w:pPr>
+        <w:pStyle w:val="a5"/>
+        <w:ind w:firstLine="708"/>
+      </w:pPr>
+      <w:r>
+        <w:t>Устойчивость к ошибочному вводу:</w:t>
+      </w:r>
+    </w:p>
+    <w:p>
+      <w:pPr>
+        <w:pStyle w:val="a5"/>
+        <w:ind w:firstLine="708"/>
+      </w:pPr>
+      <w:r>
+        <w:t>Программа должна корректно обрабатывать некорректный ввод данных в числовые поля с выводом понятного диагностического сообщения.</w:t>
+      </w:r>
+    </w:p>
+    <w:p>
+      <w:pPr>
+        <w:pStyle w:val="a0"/>
         <w:rPr>
           <w:b/>
           <w:bCs/>
         </w:rPr>
-        <w:t>6. Стадии и этапы разработки</w:t>
-      </w:r>
-    </w:p>
-    <w:p>
-      <w:pPr>
-        <w:pStyle w:val="a3"/>
-        <w:ind w:firstLine="708"/>
-      </w:pPr>
-      <w:r>
-        <w:t>Разработка программного модуля включает следующие этапы: анализ предметной области и формализация требований; проектирование структуры базы данных; разработка конфигурации в среде 1</w:t>
-      </w:r>
-      <w:proofErr w:type="gramStart"/>
-      <w:r>
-        <w:t>С:Предприятие</w:t>
-      </w:r>
-      <w:proofErr w:type="gramEnd"/>
-      <w:r>
-        <w:t xml:space="preserve"> 8.3; реализация подсистемы экспорта и импорта данных; адаптация интерфейса для мобильного клиента; тестирование функционала; оформление программной документации.</w:t>
-      </w:r>
-    </w:p>
-    <w:p>
-      <w:pPr>
-        <w:pStyle w:val="a3"/>
       </w:pPr>
       <w:r>
         <w:rPr>
           <w:b/>
           <w:bCs/>
         </w:rPr>
-        <w:t>7. Порядок контроля и приёмки</w:t>
-      </w:r>
-    </w:p>
-    <w:p>
-      <w:pPr>
-        <w:pStyle w:val="a3"/>
+        <w:t>Требования к составу и параметрам технических средств</w:t>
+      </w:r>
+    </w:p>
+    <w:p>
+      <w:pPr>
+        <w:pStyle w:val="a5"/>
+      </w:pPr>
+      <w:r>
+        <w:t>Аппаратные требования (минимальные):</w:t>
+      </w:r>
+    </w:p>
+    <w:p>
+      <w:pPr>
+        <w:pStyle w:val="a"/>
+      </w:pPr>
+      <w:r>
+        <w:t>Процессор с тактовой частотой 1 ГГц или выше.</w:t>
+      </w:r>
+    </w:p>
+    <w:p>
+      <w:pPr>
+        <w:pStyle w:val="a"/>
+      </w:pPr>
+      <w:r>
+        <w:t>Оперативная память 2 ГБ.</w:t>
+      </w:r>
+    </w:p>
+    <w:p>
+      <w:pPr>
+        <w:pStyle w:val="a"/>
+      </w:pPr>
+      <w:r>
+        <w:t>Свободное дисковое пространство 1 ГБ.</w:t>
+      </w:r>
+    </w:p>
+    <w:p>
+      <w:pPr>
+        <w:pStyle w:val="a"/>
+      </w:pPr>
+      <w:r>
+        <w:t>Монитор с разрешением не менее 1280x720.</w:t>
+      </w:r>
+    </w:p>
+    <w:p>
+      <w:pPr>
+        <w:pStyle w:val="a5"/>
+      </w:pPr>
+      <w:r>
+        <w:t>Серверная часть:</w:t>
+      </w:r>
+    </w:p>
+    <w:p>
+      <w:pPr>
+        <w:pStyle w:val="a"/>
+      </w:pPr>
+      <w:r>
+        <w:t>Операционная система Microsoft Windows Server 2019 или Linux (для веб-сервера Apache).</w:t>
+      </w:r>
+    </w:p>
+    <w:p>
+      <w:pPr>
+        <w:pStyle w:val="a"/>
+      </w:pPr>
+      <w:r>
+        <w:lastRenderedPageBreak/>
+        <w:t>Платформа 1</w:t>
+      </w:r>
+      <w:proofErr w:type="gramStart"/>
+      <w:r>
+        <w:t>С:Предприятие</w:t>
+      </w:r>
+      <w:proofErr w:type="gramEnd"/>
+      <w:r>
+        <w:t xml:space="preserve"> 8.3.</w:t>
+      </w:r>
+    </w:p>
+    <w:p>
+      <w:pPr>
+        <w:pStyle w:val="a"/>
+      </w:pPr>
+      <w:r>
+        <w:t>Веб-сервер Apache 2.4 для публикации мобильного клиента.</w:t>
+      </w:r>
+    </w:p>
+    <w:p>
+      <w:pPr>
+        <w:pStyle w:val="a5"/>
+      </w:pPr>
+      <w:r>
+        <w:t>Клиентская часть (Desktop):</w:t>
+      </w:r>
+    </w:p>
+    <w:p>
+      <w:pPr>
+        <w:pStyle w:val="a"/>
+      </w:pPr>
+      <w:r>
+        <w:t>Операционная система Microsoft Windows 10/11.</w:t>
+      </w:r>
+    </w:p>
+    <w:p>
+      <w:pPr>
+        <w:pStyle w:val="a"/>
+      </w:pPr>
+      <w:r>
+        <w:t>Тонкий клиент 1</w:t>
+      </w:r>
+      <w:proofErr w:type="gramStart"/>
+      <w:r>
+        <w:t>С:Предприятия</w:t>
+      </w:r>
+      <w:proofErr w:type="gramEnd"/>
+      <w:r>
+        <w:t xml:space="preserve"> 8.3.</w:t>
+      </w:r>
+    </w:p>
+    <w:p>
+      <w:pPr>
+        <w:pStyle w:val="a5"/>
+      </w:pPr>
+      <w:r>
+        <w:t>Мобильная часть:</w:t>
+      </w:r>
+    </w:p>
+    <w:p>
+      <w:pPr>
+        <w:pStyle w:val="a"/>
+      </w:pPr>
+      <w:r>
+        <w:t xml:space="preserve">Мобильное устройство под управлением ОС </w:t>
+      </w:r>
+      <w:proofErr w:type="spellStart"/>
+      <w:r>
+        <w:t>Android</w:t>
+      </w:r>
+      <w:proofErr w:type="spellEnd"/>
+      <w:r>
+        <w:t xml:space="preserve"> 10 или выше с установленной мобильной платформой 1</w:t>
+      </w:r>
+      <w:proofErr w:type="gramStart"/>
+      <w:r>
+        <w:t>С:Предприятие</w:t>
+      </w:r>
+      <w:proofErr w:type="gramEnd"/>
+      <w:r>
+        <w:t>.</w:t>
+      </w:r>
+    </w:p>
+    <w:p>
+      <w:pPr>
+        <w:pStyle w:val="a0"/>
+        <w:rPr>
+          <w:b/>
+          <w:bCs/>
+        </w:rPr>
+      </w:pPr>
+      <w:r>
+        <w:rPr>
+          <w:b/>
+          <w:bCs/>
+        </w:rPr>
+        <w:t>Требования к программной документации</w:t>
+      </w:r>
+    </w:p>
+    <w:p>
+      <w:pPr>
+        <w:pStyle w:val="a5"/>
+      </w:pPr>
+      <w:r>
+        <w:t>В рамках производственной практики должны быть разработаны следующие документы:</w:t>
+      </w:r>
+    </w:p>
+    <w:p>
+      <w:pPr>
+        <w:pStyle w:val="a"/>
+      </w:pPr>
+      <w:r>
+        <w:t>Техническое задание.</w:t>
+      </w:r>
+    </w:p>
+    <w:p>
+      <w:pPr>
+        <w:pStyle w:val="a"/>
+      </w:pPr>
+      <w:r>
+        <w:t>Руководство оператора для роли «Кладовщик».</w:t>
+      </w:r>
+    </w:p>
+    <w:p>
+      <w:pPr>
+        <w:pStyle w:val="a"/>
+      </w:pPr>
+      <w:r>
+        <w:t>ER-диаграмма базы данных.</w:t>
+      </w:r>
+    </w:p>
+    <w:p>
+      <w:pPr>
+        <w:pStyle w:val="a"/>
+      </w:pPr>
+      <w:r>
+        <w:t>UML-диаграмма вариантов использования.</w:t>
+      </w:r>
+    </w:p>
+    <w:p>
+      <w:pPr>
+        <w:pStyle w:val="a0"/>
+        <w:rPr>
+          <w:b/>
+          <w:bCs/>
+          <w:color w:val="000000" w:themeColor="text1"/>
+          <w:szCs w:val="24"/>
+        </w:rPr>
+      </w:pPr>
+      <w:r>
+        <w:rPr>
+          <w:b/>
+          <w:bCs/>
+        </w:rPr>
+        <w:t>Стадии и этапы разработки</w:t>
+      </w:r>
+    </w:p>
+    <w:p>
+      <w:pPr>
+        <w:pStyle w:val="a5"/>
+      </w:pPr>
+      <w:r>
+        <w:t>Разработка программного модуля включает следующие этапы:</w:t>
+      </w:r>
+    </w:p>
+    <w:p>
+      <w:pPr>
+        <w:pStyle w:val="a0"/>
+        <w:numPr>
+          <w:ilvl w:val="0"/>
+          <w:numId w:val="18"/>
+        </w:numPr>
+      </w:pPr>
+      <w:r>
+        <w:t>Анализ предметной области и формализация требований.</w:t>
+      </w:r>
+    </w:p>
+    <w:p>
+      <w:pPr>
+        <w:pStyle w:val="a0"/>
+      </w:pPr>
+      <w:r>
+        <w:t>Проектирование структуры базы данных.</w:t>
+      </w:r>
+    </w:p>
+    <w:p>
+      <w:pPr>
+        <w:pStyle w:val="a0"/>
+      </w:pPr>
+      <w:r>
+        <w:t>Разработка конфигурации в среде 1</w:t>
+      </w:r>
+      <w:proofErr w:type="gramStart"/>
+      <w:r>
+        <w:t>С:Предприятие</w:t>
+      </w:r>
+      <w:proofErr w:type="gramEnd"/>
+      <w:r>
+        <w:t xml:space="preserve"> 8.3.</w:t>
+      </w:r>
+    </w:p>
+    <w:p>
+      <w:pPr>
+        <w:pStyle w:val="a0"/>
+      </w:pPr>
+      <w:r>
+        <w:t>Реализация подсистемы экспорта и импорта данных.</w:t>
+      </w:r>
+    </w:p>
+    <w:p>
+      <w:pPr>
+        <w:pStyle w:val="a0"/>
+      </w:pPr>
+      <w:r>
+        <w:t>Адаптация интерфейса для мобильного клиента.</w:t>
+      </w:r>
+    </w:p>
+    <w:p>
+      <w:pPr>
+        <w:pStyle w:val="a0"/>
+      </w:pPr>
+      <w:r>
+        <w:t>Тестирование функционала.</w:t>
+      </w:r>
+    </w:p>
+    <w:p>
+      <w:pPr>
+        <w:pStyle w:val="a0"/>
+      </w:pPr>
+      <w:r>
+        <w:t>Оформление программной документации.</w:t>
+      </w:r>
+    </w:p>
+    <w:p>
+      <w:pPr>
+        <w:pStyle w:val="a0"/>
+        <w:numPr>
+          <w:ilvl w:val="0"/>
+          <w:numId w:val="0"/>
+        </w:numPr>
+        <w:ind w:left="709"/>
+      </w:pPr>
+    </w:p>
+    <w:p>
+      <w:pPr>
+        <w:pStyle w:val="a0"/>
+        <w:numPr>
+          <w:ilvl w:val="0"/>
+          <w:numId w:val="19"/>
+        </w:numPr>
+        <w:ind w:left="0" w:firstLine="709"/>
+        <w:rPr>
+          <w:b/>
+          <w:bCs/>
+        </w:rPr>
+      </w:pPr>
+      <w:r>
+        <w:rPr>
+          <w:b/>
+          <w:bCs/>
+        </w:rPr>
+        <w:t>Порядок контроля и приёмки</w:t>
+      </w:r>
+    </w:p>
+    <w:p>
+      <w:pPr>
+        <w:pStyle w:val="a5"/>
         <w:ind w:firstLine="708"/>
       </w:pPr>
       <w:r>
-        <w:t xml:space="preserve">Приёмка программного модуля осуществляется руководителем производственной практики на основании демонстрации работоспособности конфигурации в файловом режиме, наличия файла выгрузки информационной базы, наличия исходного кода модулей в репозитории </w:t>
+        <w:t>Приёмка программного модуля осуществляется руководителем производственной практики на основании:</w:t>
+      </w:r>
+    </w:p>
+    <w:p>
+      <w:pPr>
+        <w:pStyle w:val="a"/>
+      </w:pPr>
+      <w:r>
+        <w:t>Демонстрации работоспособности конфигурации в файловом режиме.</w:t>
+      </w:r>
+    </w:p>
+    <w:p>
+      <w:pPr>
+        <w:pStyle w:val="a"/>
+      </w:pPr>
+      <w:r>
+        <w:lastRenderedPageBreak/>
+        <w:t>Наличия файла выгрузки информационной базы.</w:t>
+      </w:r>
+    </w:p>
+    <w:p>
+      <w:pPr>
+        <w:pStyle w:val="a"/>
+      </w:pPr>
+      <w:r>
+        <w:t xml:space="preserve">Наличия исходного кода модулей в репозитории </w:t>
       </w:r>
       <w:proofErr w:type="spellStart"/>
       <w:r>
@@ -662,10 +746,17 @@
       </w:r>
       <w:proofErr w:type="spellEnd"/>
       <w:r>
-        <w:t xml:space="preserve"> и комплекта программной документации.</w:t>
-      </w:r>
-    </w:p>
-    <w:p/>
+        <w:t>.</w:t>
+      </w:r>
+    </w:p>
+    <w:p>
+      <w:pPr>
+        <w:pStyle w:val="a"/>
+      </w:pPr>
+      <w:r>
+        <w:t>Наличия комплекта программной документации.</w:t>
+      </w:r>
+    </w:p>
     <w:sectPr>
       <w:pgSz w:w="11906" w:h="16838"/>
       <w:pgMar w:top="1134" w:right="850" w:bottom="1134" w:left="1701" w:header="708" w:footer="708" w:gutter="0"/>
@@ -828,6 +919,417 @@
     </w:lvl>
   </w:abstractNum>
   <w:abstractNum w:abstractNumId="1" w15:restartNumberingAfterBreak="0">
+    <w:nsid w:val="072005C9"/>
+    <w:multiLevelType w:val="multilevel"/>
+    <w:tmpl w:val="5A34EF0A"/>
+    <w:lvl w:ilvl="0">
+      <w:start w:val="1"/>
+      <w:numFmt w:val="bullet"/>
+      <w:lvlText w:val=""/>
+      <w:lvlJc w:val="left"/>
+      <w:pPr>
+        <w:tabs>
+          <w:tab w:val="num" w:pos="720"/>
+        </w:tabs>
+        <w:ind w:left="720" w:hanging="360"/>
+      </w:pPr>
+      <w:rPr>
+        <w:rFonts w:ascii="Symbol" w:hAnsi="Symbol" w:hint="default"/>
+        <w:sz w:val="20"/>
+      </w:rPr>
+    </w:lvl>
+    <w:lvl w:ilvl="1" w:tentative="1">
+      <w:start w:val="1"/>
+      <w:numFmt w:val="bullet"/>
+      <w:lvlText w:val="o"/>
+      <w:lvlJc w:val="left"/>
+      <w:pPr>
+        <w:tabs>
+          <w:tab w:val="num" w:pos="1440"/>
+        </w:tabs>
+        <w:ind w:left="1440" w:hanging="360"/>
+      </w:pPr>
+      <w:rPr>
+        <w:rFonts w:ascii="Courier New" w:hAnsi="Courier New" w:hint="default"/>
+        <w:sz w:val="20"/>
+      </w:rPr>
+    </w:lvl>
+    <w:lvl w:ilvl="2" w:tentative="1">
+      <w:start w:val="1"/>
+      <w:numFmt w:val="bullet"/>
+      <w:lvlText w:val=""/>
+      <w:lvlJc w:val="left"/>
+      <w:pPr>
+        <w:tabs>
+          <w:tab w:val="num" w:pos="2160"/>
+        </w:tabs>
+        <w:ind w:left="2160" w:hanging="360"/>
+      </w:pPr>
+      <w:rPr>
+        <w:rFonts w:ascii="Wingdings" w:hAnsi="Wingdings" w:hint="default"/>
+        <w:sz w:val="20"/>
+      </w:rPr>
+    </w:lvl>
+    <w:lvl w:ilvl="3" w:tentative="1">
+      <w:start w:val="1"/>
+      <w:numFmt w:val="bullet"/>
+      <w:lvlText w:val=""/>
+      <w:lvlJc w:val="left"/>
+      <w:pPr>
+        <w:tabs>
+          <w:tab w:val="num" w:pos="2880"/>
+        </w:tabs>
+        <w:ind w:left="2880" w:hanging="360"/>
+      </w:pPr>
+      <w:rPr>
+        <w:rFonts w:ascii="Wingdings" w:hAnsi="Wingdings" w:hint="default"/>
+        <w:sz w:val="20"/>
+      </w:rPr>
+    </w:lvl>
+    <w:lvl w:ilvl="4" w:tentative="1">
+      <w:start w:val="1"/>
+      <w:numFmt w:val="bullet"/>
+      <w:lvlText w:val=""/>
+      <w:lvlJc w:val="left"/>
+      <w:pPr>
+        <w:tabs>
+          <w:tab w:val="num" w:pos="3600"/>
+        </w:tabs>
+        <w:ind w:left="3600" w:hanging="360"/>
+      </w:pPr>
+      <w:rPr>
+        <w:rFonts w:ascii="Wingdings" w:hAnsi="Wingdings" w:hint="default"/>
+        <w:sz w:val="20"/>
+      </w:rPr>
+    </w:lvl>
+    <w:lvl w:ilvl="5" w:tentative="1">
+      <w:start w:val="1"/>
+      <w:numFmt w:val="bullet"/>
+      <w:lvlText w:val=""/>
+      <w:lvlJc w:val="left"/>
+      <w:pPr>
+        <w:tabs>
+          <w:tab w:val="num" w:pos="4320"/>
+        </w:tabs>
+        <w:ind w:left="4320" w:hanging="360"/>
+      </w:pPr>
+      <w:rPr>
+        <w:rFonts w:ascii="Wingdings" w:hAnsi="Wingdings" w:hint="default"/>
+        <w:sz w:val="20"/>
+      </w:rPr>
+    </w:lvl>
+    <w:lvl w:ilvl="6" w:tentative="1">
+      <w:start w:val="1"/>
+      <w:numFmt w:val="bullet"/>
+      <w:lvlText w:val=""/>
+      <w:lvlJc w:val="left"/>
+      <w:pPr>
+        <w:tabs>
+          <w:tab w:val="num" w:pos="5040"/>
+        </w:tabs>
+        <w:ind w:left="5040" w:hanging="360"/>
+      </w:pPr>
+      <w:rPr>
+        <w:rFonts w:ascii="Wingdings" w:hAnsi="Wingdings" w:hint="default"/>
+        <w:sz w:val="20"/>
+      </w:rPr>
+    </w:lvl>
+    <w:lvl w:ilvl="7" w:tentative="1">
+      <w:start w:val="1"/>
+      <w:numFmt w:val="bullet"/>
+      <w:lvlText w:val=""/>
+      <w:lvlJc w:val="left"/>
+      <w:pPr>
+        <w:tabs>
+          <w:tab w:val="num" w:pos="5760"/>
+        </w:tabs>
+        <w:ind w:left="5760" w:hanging="360"/>
+      </w:pPr>
+      <w:rPr>
+        <w:rFonts w:ascii="Wingdings" w:hAnsi="Wingdings" w:hint="default"/>
+        <w:sz w:val="20"/>
+      </w:rPr>
+    </w:lvl>
+    <w:lvl w:ilvl="8" w:tentative="1">
+      <w:start w:val="1"/>
+      <w:numFmt w:val="bullet"/>
+      <w:lvlText w:val=""/>
+      <w:lvlJc w:val="left"/>
+      <w:pPr>
+        <w:tabs>
+          <w:tab w:val="num" w:pos="6480"/>
+        </w:tabs>
+        <w:ind w:left="6480" w:hanging="360"/>
+      </w:pPr>
+      <w:rPr>
+        <w:rFonts w:ascii="Wingdings" w:hAnsi="Wingdings" w:hint="default"/>
+        <w:sz w:val="20"/>
+      </w:rPr>
+    </w:lvl>
+  </w:abstractNum>
+  <w:abstractNum w:abstractNumId="2" w15:restartNumberingAfterBreak="0">
+    <w:nsid w:val="16562764"/>
+    <w:multiLevelType w:val="multilevel"/>
+    <w:tmpl w:val="9DDC71D8"/>
+    <w:lvl w:ilvl="0">
+      <w:start w:val="1"/>
+      <w:numFmt w:val="decimal"/>
+      <w:lvlText w:val="%1."/>
+      <w:lvlJc w:val="left"/>
+      <w:pPr>
+        <w:tabs>
+          <w:tab w:val="num" w:pos="720"/>
+        </w:tabs>
+        <w:ind w:left="720" w:hanging="360"/>
+      </w:pPr>
+    </w:lvl>
+    <w:lvl w:ilvl="1" w:tentative="1">
+      <w:start w:val="1"/>
+      <w:numFmt w:val="decimal"/>
+      <w:lvlText w:val="%2."/>
+      <w:lvlJc w:val="left"/>
+      <w:pPr>
+        <w:tabs>
+          <w:tab w:val="num" w:pos="1440"/>
+        </w:tabs>
+        <w:ind w:left="1440" w:hanging="360"/>
+      </w:pPr>
+    </w:lvl>
+    <w:lvl w:ilvl="2" w:tentative="1">
+      <w:start w:val="1"/>
+      <w:numFmt w:val="decimal"/>
+      <w:lvlText w:val="%3."/>
+      <w:lvlJc w:val="left"/>
+      <w:pPr>
+        <w:tabs>
+          <w:tab w:val="num" w:pos="2160"/>
+        </w:tabs>
+        <w:ind w:left="2160" w:hanging="360"/>
+      </w:pPr>
+    </w:lvl>
+    <w:lvl w:ilvl="3" w:tentative="1">
+      <w:start w:val="1"/>
+      <w:numFmt w:val="decimal"/>
+      <w:lvlText w:val="%4."/>
+      <w:lvlJc w:val="left"/>
+      <w:pPr>
+        <w:tabs>
+          <w:tab w:val="num" w:pos="2880"/>
+        </w:tabs>
+        <w:ind w:left="2880" w:hanging="360"/>
+      </w:pPr>
+    </w:lvl>
+    <w:lvl w:ilvl="4" w:tentative="1">
+      <w:start w:val="1"/>
+      <w:numFmt w:val="decimal"/>
+      <w:lvlText w:val="%5."/>
+      <w:lvlJc w:val="left"/>
+      <w:pPr>
+        <w:tabs>
+          <w:tab w:val="num" w:pos="3600"/>
+        </w:tabs>
+        <w:ind w:left="3600" w:hanging="360"/>
+      </w:pPr>
+    </w:lvl>
+    <w:lvl w:ilvl="5" w:tentative="1">
+      <w:start w:val="1"/>
+      <w:numFmt w:val="decimal"/>
+      <w:lvlText w:val="%6."/>
+      <w:lvlJc w:val="left"/>
+      <w:pPr>
+        <w:tabs>
+          <w:tab w:val="num" w:pos="4320"/>
+        </w:tabs>
+        <w:ind w:left="4320" w:hanging="360"/>
+      </w:pPr>
+    </w:lvl>
+    <w:lvl w:ilvl="6" w:tentative="1">
+      <w:start w:val="1"/>
+      <w:numFmt w:val="decimal"/>
+      <w:lvlText w:val="%7."/>
+      <w:lvlJc w:val="left"/>
+      <w:pPr>
+        <w:tabs>
+          <w:tab w:val="num" w:pos="5040"/>
+        </w:tabs>
+        <w:ind w:left="5040" w:hanging="360"/>
+      </w:pPr>
+    </w:lvl>
+    <w:lvl w:ilvl="7" w:tentative="1">
+      <w:start w:val="1"/>
+      <w:numFmt w:val="decimal"/>
+      <w:lvlText w:val="%8."/>
+      <w:lvlJc w:val="left"/>
+      <w:pPr>
+        <w:tabs>
+          <w:tab w:val="num" w:pos="5760"/>
+        </w:tabs>
+        <w:ind w:left="5760" w:hanging="360"/>
+      </w:pPr>
+    </w:lvl>
+    <w:lvl w:ilvl="8" w:tentative="1">
+      <w:start w:val="1"/>
+      <w:numFmt w:val="decimal"/>
+      <w:lvlText w:val="%9."/>
+      <w:lvlJc w:val="left"/>
+      <w:pPr>
+        <w:tabs>
+          <w:tab w:val="num" w:pos="6480"/>
+        </w:tabs>
+        <w:ind w:left="6480" w:hanging="360"/>
+      </w:pPr>
+    </w:lvl>
+  </w:abstractNum>
+  <w:abstractNum w:abstractNumId="3" w15:restartNumberingAfterBreak="0">
+    <w:nsid w:val="16A601EB"/>
+    <w:multiLevelType w:val="multilevel"/>
+    <w:tmpl w:val="7B2CB43A"/>
+    <w:lvl w:ilvl="0">
+      <w:start w:val="1"/>
+      <w:numFmt w:val="bullet"/>
+      <w:lvlText w:val=""/>
+      <w:lvlJc w:val="left"/>
+      <w:pPr>
+        <w:tabs>
+          <w:tab w:val="num" w:pos="720"/>
+        </w:tabs>
+        <w:ind w:left="720" w:hanging="360"/>
+      </w:pPr>
+      <w:rPr>
+        <w:rFonts w:ascii="Symbol" w:hAnsi="Symbol" w:hint="default"/>
+        <w:sz w:val="20"/>
+      </w:rPr>
+    </w:lvl>
+    <w:lvl w:ilvl="1" w:tentative="1">
+      <w:start w:val="1"/>
+      <w:numFmt w:val="bullet"/>
+      <w:lvlText w:val="o"/>
+      <w:lvlJc w:val="left"/>
+      <w:pPr>
+        <w:tabs>
+          <w:tab w:val="num" w:pos="1440"/>
+        </w:tabs>
+        <w:ind w:left="1440" w:hanging="360"/>
+      </w:pPr>
+      <w:rPr>
+        <w:rFonts w:ascii="Courier New" w:hAnsi="Courier New" w:hint="default"/>
+        <w:sz w:val="20"/>
+      </w:rPr>
+    </w:lvl>
+    <w:lvl w:ilvl="2" w:tentative="1">
+      <w:start w:val="1"/>
+      <w:numFmt w:val="bullet"/>
+      <w:lvlText w:val=""/>
+      <w:lvlJc w:val="left"/>
+      <w:pPr>
+        <w:tabs>
+          <w:tab w:val="num" w:pos="2160"/>
+        </w:tabs>
+        <w:ind w:left="2160" w:hanging="360"/>
+      </w:pPr>
+      <w:rPr>
+        <w:rFonts w:ascii="Wingdings" w:hAnsi="Wingdings" w:hint="default"/>
+        <w:sz w:val="20"/>
+      </w:rPr>
+    </w:lvl>
+    <w:lvl w:ilvl="3" w:tentative="1">
+      <w:start w:val="1"/>
+      <w:numFmt w:val="bullet"/>
+      <w:lvlText w:val=""/>
+      <w:lvlJc w:val="left"/>
+      <w:pPr>
+        <w:tabs>
+          <w:tab w:val="num" w:pos="2880"/>
+        </w:tabs>
+        <w:ind w:left="2880" w:hanging="360"/>
+      </w:pPr>
+      <w:rPr>
+        <w:rFonts w:ascii="Wingdings" w:hAnsi="Wingdings" w:hint="default"/>
+        <w:sz w:val="20"/>
+      </w:rPr>
+    </w:lvl>
+    <w:lvl w:ilvl="4" w:tentative="1">
+      <w:start w:val="1"/>
+      <w:numFmt w:val="bullet"/>
+      <w:lvlText w:val=""/>
+      <w:lvlJc w:val="left"/>
+      <w:pPr>
+        <w:tabs>
+          <w:tab w:val="num" w:pos="3600"/>
+        </w:tabs>
+        <w:ind w:left="3600" w:hanging="360"/>
+      </w:pPr>
+      <w:rPr>
+        <w:rFonts w:ascii="Wingdings" w:hAnsi="Wingdings" w:hint="default"/>
+        <w:sz w:val="20"/>
+      </w:rPr>
+    </w:lvl>
+    <w:lvl w:ilvl="5" w:tentative="1">
+      <w:start w:val="1"/>
+      <w:numFmt w:val="bullet"/>
+      <w:lvlText w:val=""/>
+      <w:lvlJc w:val="left"/>
+      <w:pPr>
+        <w:tabs>
+          <w:tab w:val="num" w:pos="4320"/>
+        </w:tabs>
+        <w:ind w:left="4320" w:hanging="360"/>
+      </w:pPr>
+      <w:rPr>
+        <w:rFonts w:ascii="Wingdings" w:hAnsi="Wingdings" w:hint="default"/>
+        <w:sz w:val="20"/>
+      </w:rPr>
+    </w:lvl>
+    <w:lvl w:ilvl="6" w:tentative="1">
+      <w:start w:val="1"/>
+      <w:numFmt w:val="bullet"/>
+      <w:lvlText w:val=""/>
+      <w:lvlJc w:val="left"/>
+      <w:pPr>
+        <w:tabs>
+          <w:tab w:val="num" w:pos="5040"/>
+        </w:tabs>
+        <w:ind w:left="5040" w:hanging="360"/>
+      </w:pPr>
+      <w:rPr>
+        <w:rFonts w:ascii="Wingdings" w:hAnsi="Wingdings" w:hint="default"/>
+        <w:sz w:val="20"/>
+      </w:rPr>
+    </w:lvl>
+    <w:lvl w:ilvl="7" w:tentative="1">
+      <w:start w:val="1"/>
+      <w:numFmt w:val="bullet"/>
+      <w:lvlText w:val=""/>
+      <w:lvlJc w:val="left"/>
+      <w:pPr>
+        <w:tabs>
+          <w:tab w:val="num" w:pos="5760"/>
+        </w:tabs>
+        <w:ind w:left="5760" w:hanging="360"/>
+      </w:pPr>
+      <w:rPr>
+        <w:rFonts w:ascii="Wingdings" w:hAnsi="Wingdings" w:hint="default"/>
+        <w:sz w:val="20"/>
+      </w:rPr>
+    </w:lvl>
+    <w:lvl w:ilvl="8" w:tentative="1">
+      <w:start w:val="1"/>
+      <w:numFmt w:val="bullet"/>
+      <w:lvlText w:val=""/>
+      <w:lvlJc w:val="left"/>
+      <w:pPr>
+        <w:tabs>
+          <w:tab w:val="num" w:pos="6480"/>
+        </w:tabs>
+        <w:ind w:left="6480" w:hanging="360"/>
+      </w:pPr>
+      <w:rPr>
+        <w:rFonts w:ascii="Wingdings" w:hAnsi="Wingdings" w:hint="default"/>
+        <w:sz w:val="20"/>
+      </w:rPr>
+    </w:lvl>
+  </w:abstractNum>
+  <w:abstractNum w:abstractNumId="4" w15:restartNumberingAfterBreak="0">
     <w:nsid w:val="2D1071D1"/>
     <w:multiLevelType w:val="multilevel"/>
     <w:tmpl w:val="5212FAEC"/>
@@ -976,7 +1478,1105 @@
       </w:rPr>
     </w:lvl>
   </w:abstractNum>
-  <w:abstractNum w:abstractNumId="2" w15:restartNumberingAfterBreak="0">
+  <w:abstractNum w:abstractNumId="5" w15:restartNumberingAfterBreak="0">
+    <w:nsid w:val="2DB373FD"/>
+    <w:multiLevelType w:val="multilevel"/>
+    <w:tmpl w:val="F12A881C"/>
+    <w:lvl w:ilvl="0">
+      <w:start w:val="1"/>
+      <w:numFmt w:val="bullet"/>
+      <w:lvlText w:val=""/>
+      <w:lvlJc w:val="left"/>
+      <w:pPr>
+        <w:tabs>
+          <w:tab w:val="num" w:pos="720"/>
+        </w:tabs>
+        <w:ind w:left="720" w:hanging="360"/>
+      </w:pPr>
+      <w:rPr>
+        <w:rFonts w:ascii="Symbol" w:hAnsi="Symbol" w:hint="default"/>
+        <w:sz w:val="20"/>
+      </w:rPr>
+    </w:lvl>
+    <w:lvl w:ilvl="1" w:tentative="1">
+      <w:start w:val="1"/>
+      <w:numFmt w:val="bullet"/>
+      <w:lvlText w:val="o"/>
+      <w:lvlJc w:val="left"/>
+      <w:pPr>
+        <w:tabs>
+          <w:tab w:val="num" w:pos="1440"/>
+        </w:tabs>
+        <w:ind w:left="1440" w:hanging="360"/>
+      </w:pPr>
+      <w:rPr>
+        <w:rFonts w:ascii="Courier New" w:hAnsi="Courier New" w:hint="default"/>
+        <w:sz w:val="20"/>
+      </w:rPr>
+    </w:lvl>
+    <w:lvl w:ilvl="2" w:tentative="1">
+      <w:start w:val="1"/>
+      <w:numFmt w:val="bullet"/>
+      <w:lvlText w:val=""/>
+      <w:lvlJc w:val="left"/>
+      <w:pPr>
+        <w:tabs>
+          <w:tab w:val="num" w:pos="2160"/>
+        </w:tabs>
+        <w:ind w:left="2160" w:hanging="360"/>
+      </w:pPr>
+      <w:rPr>
+        <w:rFonts w:ascii="Wingdings" w:hAnsi="Wingdings" w:hint="default"/>
+        <w:sz w:val="20"/>
+      </w:rPr>
+    </w:lvl>
+    <w:lvl w:ilvl="3" w:tentative="1">
+      <w:start w:val="1"/>
+      <w:numFmt w:val="bullet"/>
+      <w:lvlText w:val=""/>
+      <w:lvlJc w:val="left"/>
+      <w:pPr>
+        <w:tabs>
+          <w:tab w:val="num" w:pos="2880"/>
+        </w:tabs>
+        <w:ind w:left="2880" w:hanging="360"/>
+      </w:pPr>
+      <w:rPr>
+        <w:rFonts w:ascii="Wingdings" w:hAnsi="Wingdings" w:hint="default"/>
+        <w:sz w:val="20"/>
+      </w:rPr>
+    </w:lvl>
+    <w:lvl w:ilvl="4" w:tentative="1">
+      <w:start w:val="1"/>
+      <w:numFmt w:val="bullet"/>
+      <w:lvlText w:val=""/>
+      <w:lvlJc w:val="left"/>
+      <w:pPr>
+        <w:tabs>
+          <w:tab w:val="num" w:pos="3600"/>
+        </w:tabs>
+        <w:ind w:left="3600" w:hanging="360"/>
+      </w:pPr>
+      <w:rPr>
+        <w:rFonts w:ascii="Wingdings" w:hAnsi="Wingdings" w:hint="default"/>
+        <w:sz w:val="20"/>
+      </w:rPr>
+    </w:lvl>
+    <w:lvl w:ilvl="5" w:tentative="1">
+      <w:start w:val="1"/>
+      <w:numFmt w:val="bullet"/>
+      <w:lvlText w:val=""/>
+      <w:lvlJc w:val="left"/>
+      <w:pPr>
+        <w:tabs>
+          <w:tab w:val="num" w:pos="4320"/>
+        </w:tabs>
+        <w:ind w:left="4320" w:hanging="360"/>
+      </w:pPr>
+      <w:rPr>
+        <w:rFonts w:ascii="Wingdings" w:hAnsi="Wingdings" w:hint="default"/>
+        <w:sz w:val="20"/>
+      </w:rPr>
+    </w:lvl>
+    <w:lvl w:ilvl="6" w:tentative="1">
+      <w:start w:val="1"/>
+      <w:numFmt w:val="bullet"/>
+      <w:lvlText w:val=""/>
+      <w:lvlJc w:val="left"/>
+      <w:pPr>
+        <w:tabs>
+          <w:tab w:val="num" w:pos="5040"/>
+        </w:tabs>
+        <w:ind w:left="5040" w:hanging="360"/>
+      </w:pPr>
+      <w:rPr>
+        <w:rFonts w:ascii="Wingdings" w:hAnsi="Wingdings" w:hint="default"/>
+        <w:sz w:val="20"/>
+      </w:rPr>
+    </w:lvl>
+    <w:lvl w:ilvl="7" w:tentative="1">
+      <w:start w:val="1"/>
+      <w:numFmt w:val="bullet"/>
+      <w:lvlText w:val=""/>
+      <w:lvlJc w:val="left"/>
+      <w:pPr>
+        <w:tabs>
+          <w:tab w:val="num" w:pos="5760"/>
+        </w:tabs>
+        <w:ind w:left="5760" w:hanging="360"/>
+      </w:pPr>
+      <w:rPr>
+        <w:rFonts w:ascii="Wingdings" w:hAnsi="Wingdings" w:hint="default"/>
+        <w:sz w:val="20"/>
+      </w:rPr>
+    </w:lvl>
+    <w:lvl w:ilvl="8" w:tentative="1">
+      <w:start w:val="1"/>
+      <w:numFmt w:val="bullet"/>
+      <w:lvlText w:val=""/>
+      <w:lvlJc w:val="left"/>
+      <w:pPr>
+        <w:tabs>
+          <w:tab w:val="num" w:pos="6480"/>
+        </w:tabs>
+        <w:ind w:left="6480" w:hanging="360"/>
+      </w:pPr>
+      <w:rPr>
+        <w:rFonts w:ascii="Wingdings" w:hAnsi="Wingdings" w:hint="default"/>
+        <w:sz w:val="20"/>
+      </w:rPr>
+    </w:lvl>
+  </w:abstractNum>
+  <w:abstractNum w:abstractNumId="6" w15:restartNumberingAfterBreak="0">
+    <w:nsid w:val="2EEE2426"/>
+    <w:multiLevelType w:val="multilevel"/>
+    <w:tmpl w:val="D87488D4"/>
+    <w:lvl w:ilvl="0">
+      <w:start w:val="1"/>
+      <w:numFmt w:val="bullet"/>
+      <w:lvlText w:val=""/>
+      <w:lvlJc w:val="left"/>
+      <w:pPr>
+        <w:tabs>
+          <w:tab w:val="num" w:pos="720"/>
+        </w:tabs>
+        <w:ind w:left="720" w:hanging="360"/>
+      </w:pPr>
+      <w:rPr>
+        <w:rFonts w:ascii="Symbol" w:hAnsi="Symbol" w:hint="default"/>
+        <w:sz w:val="20"/>
+      </w:rPr>
+    </w:lvl>
+    <w:lvl w:ilvl="1" w:tentative="1">
+      <w:start w:val="1"/>
+      <w:numFmt w:val="bullet"/>
+      <w:lvlText w:val="o"/>
+      <w:lvlJc w:val="left"/>
+      <w:pPr>
+        <w:tabs>
+          <w:tab w:val="num" w:pos="1440"/>
+        </w:tabs>
+        <w:ind w:left="1440" w:hanging="360"/>
+      </w:pPr>
+      <w:rPr>
+        <w:rFonts w:ascii="Courier New" w:hAnsi="Courier New" w:hint="default"/>
+        <w:sz w:val="20"/>
+      </w:rPr>
+    </w:lvl>
+    <w:lvl w:ilvl="2" w:tentative="1">
+      <w:start w:val="1"/>
+      <w:numFmt w:val="bullet"/>
+      <w:lvlText w:val=""/>
+      <w:lvlJc w:val="left"/>
+      <w:pPr>
+        <w:tabs>
+          <w:tab w:val="num" w:pos="2160"/>
+        </w:tabs>
+        <w:ind w:left="2160" w:hanging="360"/>
+      </w:pPr>
+      <w:rPr>
+        <w:rFonts w:ascii="Wingdings" w:hAnsi="Wingdings" w:hint="default"/>
+        <w:sz w:val="20"/>
+      </w:rPr>
+    </w:lvl>
+    <w:lvl w:ilvl="3" w:tentative="1">
+      <w:start w:val="1"/>
+      <w:numFmt w:val="bullet"/>
+      <w:lvlText w:val=""/>
+      <w:lvlJc w:val="left"/>
+      <w:pPr>
+        <w:tabs>
+          <w:tab w:val="num" w:pos="2880"/>
+        </w:tabs>
+        <w:ind w:left="2880" w:hanging="360"/>
+      </w:pPr>
+      <w:rPr>
+        <w:rFonts w:ascii="Wingdings" w:hAnsi="Wingdings" w:hint="default"/>
+        <w:sz w:val="20"/>
+      </w:rPr>
+    </w:lvl>
+    <w:lvl w:ilvl="4" w:tentative="1">
+      <w:start w:val="1"/>
+      <w:numFmt w:val="bullet"/>
+      <w:lvlText w:val=""/>
+      <w:lvlJc w:val="left"/>
+      <w:pPr>
+        <w:tabs>
+          <w:tab w:val="num" w:pos="3600"/>
+        </w:tabs>
+        <w:ind w:left="3600" w:hanging="360"/>
+      </w:pPr>
+      <w:rPr>
+        <w:rFonts w:ascii="Wingdings" w:hAnsi="Wingdings" w:hint="default"/>
+        <w:sz w:val="20"/>
+      </w:rPr>
+    </w:lvl>
+    <w:lvl w:ilvl="5" w:tentative="1">
+      <w:start w:val="1"/>
+      <w:numFmt w:val="bullet"/>
+      <w:lvlText w:val=""/>
+      <w:lvlJc w:val="left"/>
+      <w:pPr>
+        <w:tabs>
+          <w:tab w:val="num" w:pos="4320"/>
+        </w:tabs>
+        <w:ind w:left="4320" w:hanging="360"/>
+      </w:pPr>
+      <w:rPr>
+        <w:rFonts w:ascii="Wingdings" w:hAnsi="Wingdings" w:hint="default"/>
+        <w:sz w:val="20"/>
+      </w:rPr>
+    </w:lvl>
+    <w:lvl w:ilvl="6" w:tentative="1">
+      <w:start w:val="1"/>
+      <w:numFmt w:val="bullet"/>
+      <w:lvlText w:val=""/>
+      <w:lvlJc w:val="left"/>
+      <w:pPr>
+        <w:tabs>
+          <w:tab w:val="num" w:pos="5040"/>
+        </w:tabs>
+        <w:ind w:left="5040" w:hanging="360"/>
+      </w:pPr>
+      <w:rPr>
+        <w:rFonts w:ascii="Wingdings" w:hAnsi="Wingdings" w:hint="default"/>
+        <w:sz w:val="20"/>
+      </w:rPr>
+    </w:lvl>
+    <w:lvl w:ilvl="7" w:tentative="1">
+      <w:start w:val="1"/>
+      <w:numFmt w:val="bullet"/>
+      <w:lvlText w:val=""/>
+      <w:lvlJc w:val="left"/>
+      <w:pPr>
+        <w:tabs>
+          <w:tab w:val="num" w:pos="5760"/>
+        </w:tabs>
+        <w:ind w:left="5760" w:hanging="360"/>
+      </w:pPr>
+      <w:rPr>
+        <w:rFonts w:ascii="Wingdings" w:hAnsi="Wingdings" w:hint="default"/>
+        <w:sz w:val="20"/>
+      </w:rPr>
+    </w:lvl>
+    <w:lvl w:ilvl="8" w:tentative="1">
+      <w:start w:val="1"/>
+      <w:numFmt w:val="bullet"/>
+      <w:lvlText w:val=""/>
+      <w:lvlJc w:val="left"/>
+      <w:pPr>
+        <w:tabs>
+          <w:tab w:val="num" w:pos="6480"/>
+        </w:tabs>
+        <w:ind w:left="6480" w:hanging="360"/>
+      </w:pPr>
+      <w:rPr>
+        <w:rFonts w:ascii="Wingdings" w:hAnsi="Wingdings" w:hint="default"/>
+        <w:sz w:val="20"/>
+      </w:rPr>
+    </w:lvl>
+  </w:abstractNum>
+  <w:abstractNum w:abstractNumId="7" w15:restartNumberingAfterBreak="0">
+    <w:nsid w:val="320A7905"/>
+    <w:multiLevelType w:val="multilevel"/>
+    <w:tmpl w:val="F698B36E"/>
+    <w:lvl w:ilvl="0">
+      <w:start w:val="1"/>
+      <w:numFmt w:val="bullet"/>
+      <w:lvlText w:val=""/>
+      <w:lvlJc w:val="left"/>
+      <w:pPr>
+        <w:tabs>
+          <w:tab w:val="num" w:pos="720"/>
+        </w:tabs>
+        <w:ind w:left="720" w:hanging="360"/>
+      </w:pPr>
+      <w:rPr>
+        <w:rFonts w:ascii="Symbol" w:hAnsi="Symbol" w:hint="default"/>
+        <w:sz w:val="20"/>
+      </w:rPr>
+    </w:lvl>
+    <w:lvl w:ilvl="1" w:tentative="1">
+      <w:start w:val="1"/>
+      <w:numFmt w:val="bullet"/>
+      <w:lvlText w:val="o"/>
+      <w:lvlJc w:val="left"/>
+      <w:pPr>
+        <w:tabs>
+          <w:tab w:val="num" w:pos="1440"/>
+        </w:tabs>
+        <w:ind w:left="1440" w:hanging="360"/>
+      </w:pPr>
+      <w:rPr>
+        <w:rFonts w:ascii="Courier New" w:hAnsi="Courier New" w:hint="default"/>
+        <w:sz w:val="20"/>
+      </w:rPr>
+    </w:lvl>
+    <w:lvl w:ilvl="2" w:tentative="1">
+      <w:start w:val="1"/>
+      <w:numFmt w:val="bullet"/>
+      <w:lvlText w:val=""/>
+      <w:lvlJc w:val="left"/>
+      <w:pPr>
+        <w:tabs>
+          <w:tab w:val="num" w:pos="2160"/>
+        </w:tabs>
+        <w:ind w:left="2160" w:hanging="360"/>
+      </w:pPr>
+      <w:rPr>
+        <w:rFonts w:ascii="Wingdings" w:hAnsi="Wingdings" w:hint="default"/>
+        <w:sz w:val="20"/>
+      </w:rPr>
+    </w:lvl>
+    <w:lvl w:ilvl="3" w:tentative="1">
+      <w:start w:val="1"/>
+      <w:numFmt w:val="bullet"/>
+      <w:lvlText w:val=""/>
+      <w:lvlJc w:val="left"/>
+      <w:pPr>
+        <w:tabs>
+          <w:tab w:val="num" w:pos="2880"/>
+        </w:tabs>
+        <w:ind w:left="2880" w:hanging="360"/>
+      </w:pPr>
+      <w:rPr>
+        <w:rFonts w:ascii="Wingdings" w:hAnsi="Wingdings" w:hint="default"/>
+        <w:sz w:val="20"/>
+      </w:rPr>
+    </w:lvl>
+    <w:lvl w:ilvl="4" w:tentative="1">
+      <w:start w:val="1"/>
+      <w:numFmt w:val="bullet"/>
+      <w:lvlText w:val=""/>
+      <w:lvlJc w:val="left"/>
+      <w:pPr>
+        <w:tabs>
+          <w:tab w:val="num" w:pos="3600"/>
+        </w:tabs>
+        <w:ind w:left="3600" w:hanging="360"/>
+      </w:pPr>
+      <w:rPr>
+        <w:rFonts w:ascii="Wingdings" w:hAnsi="Wingdings" w:hint="default"/>
+        <w:sz w:val="20"/>
+      </w:rPr>
+    </w:lvl>
+    <w:lvl w:ilvl="5" w:tentative="1">
+      <w:start w:val="1"/>
+      <w:numFmt w:val="bullet"/>
+      <w:lvlText w:val=""/>
+      <w:lvlJc w:val="left"/>
+      <w:pPr>
+        <w:tabs>
+          <w:tab w:val="num" w:pos="4320"/>
+        </w:tabs>
+        <w:ind w:left="4320" w:hanging="360"/>
+      </w:pPr>
+      <w:rPr>
+        <w:rFonts w:ascii="Wingdings" w:hAnsi="Wingdings" w:hint="default"/>
+        <w:sz w:val="20"/>
+      </w:rPr>
+    </w:lvl>
+    <w:lvl w:ilvl="6" w:tentative="1">
+      <w:start w:val="1"/>
+      <w:numFmt w:val="bullet"/>
+      <w:lvlText w:val=""/>
+      <w:lvlJc w:val="left"/>
+      <w:pPr>
+        <w:tabs>
+          <w:tab w:val="num" w:pos="5040"/>
+        </w:tabs>
+        <w:ind w:left="5040" w:hanging="360"/>
+      </w:pPr>
+      <w:rPr>
+        <w:rFonts w:ascii="Wingdings" w:hAnsi="Wingdings" w:hint="default"/>
+        <w:sz w:val="20"/>
+      </w:rPr>
+    </w:lvl>
+    <w:lvl w:ilvl="7" w:tentative="1">
+      <w:start w:val="1"/>
+      <w:numFmt w:val="bullet"/>
+      <w:lvlText w:val=""/>
+      <w:lvlJc w:val="left"/>
+      <w:pPr>
+        <w:tabs>
+          <w:tab w:val="num" w:pos="5760"/>
+        </w:tabs>
+        <w:ind w:left="5760" w:hanging="360"/>
+      </w:pPr>
+      <w:rPr>
+        <w:rFonts w:ascii="Wingdings" w:hAnsi="Wingdings" w:hint="default"/>
+        <w:sz w:val="20"/>
+      </w:rPr>
+    </w:lvl>
+    <w:lvl w:ilvl="8" w:tentative="1">
+      <w:start w:val="1"/>
+      <w:numFmt w:val="bullet"/>
+      <w:lvlText w:val=""/>
+      <w:lvlJc w:val="left"/>
+      <w:pPr>
+        <w:tabs>
+          <w:tab w:val="num" w:pos="6480"/>
+        </w:tabs>
+        <w:ind w:left="6480" w:hanging="360"/>
+      </w:pPr>
+      <w:rPr>
+        <w:rFonts w:ascii="Wingdings" w:hAnsi="Wingdings" w:hint="default"/>
+        <w:sz w:val="20"/>
+      </w:rPr>
+    </w:lvl>
+  </w:abstractNum>
+  <w:abstractNum w:abstractNumId="8" w15:restartNumberingAfterBreak="0">
+    <w:nsid w:val="3F850838"/>
+    <w:multiLevelType w:val="multilevel"/>
+    <w:tmpl w:val="0FEAE464"/>
+    <w:lvl w:ilvl="0">
+      <w:start w:val="1"/>
+      <w:numFmt w:val="bullet"/>
+      <w:lvlText w:val=""/>
+      <w:lvlJc w:val="left"/>
+      <w:pPr>
+        <w:tabs>
+          <w:tab w:val="num" w:pos="720"/>
+        </w:tabs>
+        <w:ind w:left="720" w:hanging="360"/>
+      </w:pPr>
+      <w:rPr>
+        <w:rFonts w:ascii="Symbol" w:hAnsi="Symbol" w:hint="default"/>
+        <w:sz w:val="20"/>
+      </w:rPr>
+    </w:lvl>
+    <w:lvl w:ilvl="1" w:tentative="1">
+      <w:start w:val="1"/>
+      <w:numFmt w:val="bullet"/>
+      <w:lvlText w:val="o"/>
+      <w:lvlJc w:val="left"/>
+      <w:pPr>
+        <w:tabs>
+          <w:tab w:val="num" w:pos="1440"/>
+        </w:tabs>
+        <w:ind w:left="1440" w:hanging="360"/>
+      </w:pPr>
+      <w:rPr>
+        <w:rFonts w:ascii="Courier New" w:hAnsi="Courier New" w:hint="default"/>
+        <w:sz w:val="20"/>
+      </w:rPr>
+    </w:lvl>
+    <w:lvl w:ilvl="2" w:tentative="1">
+      <w:start w:val="1"/>
+      <w:numFmt w:val="bullet"/>
+      <w:lvlText w:val=""/>
+      <w:lvlJc w:val="left"/>
+      <w:pPr>
+        <w:tabs>
+          <w:tab w:val="num" w:pos="2160"/>
+        </w:tabs>
+        <w:ind w:left="2160" w:hanging="360"/>
+      </w:pPr>
+      <w:rPr>
+        <w:rFonts w:ascii="Wingdings" w:hAnsi="Wingdings" w:hint="default"/>
+        <w:sz w:val="20"/>
+      </w:rPr>
+    </w:lvl>
+    <w:lvl w:ilvl="3" w:tentative="1">
+      <w:start w:val="1"/>
+      <w:numFmt w:val="bullet"/>
+      <w:lvlText w:val=""/>
+      <w:lvlJc w:val="left"/>
+      <w:pPr>
+        <w:tabs>
+          <w:tab w:val="num" w:pos="2880"/>
+        </w:tabs>
+        <w:ind w:left="2880" w:hanging="360"/>
+      </w:pPr>
+      <w:rPr>
+        <w:rFonts w:ascii="Wingdings" w:hAnsi="Wingdings" w:hint="default"/>
+        <w:sz w:val="20"/>
+      </w:rPr>
+    </w:lvl>
+    <w:lvl w:ilvl="4" w:tentative="1">
+      <w:start w:val="1"/>
+      <w:numFmt w:val="bullet"/>
+      <w:lvlText w:val=""/>
+      <w:lvlJc w:val="left"/>
+      <w:pPr>
+        <w:tabs>
+          <w:tab w:val="num" w:pos="3600"/>
+        </w:tabs>
+        <w:ind w:left="3600" w:hanging="360"/>
+      </w:pPr>
+      <w:rPr>
+        <w:rFonts w:ascii="Wingdings" w:hAnsi="Wingdings" w:hint="default"/>
+        <w:sz w:val="20"/>
+      </w:rPr>
+    </w:lvl>
+    <w:lvl w:ilvl="5" w:tentative="1">
+      <w:start w:val="1"/>
+      <w:numFmt w:val="bullet"/>
+      <w:lvlText w:val=""/>
+      <w:lvlJc w:val="left"/>
+      <w:pPr>
+        <w:tabs>
+          <w:tab w:val="num" w:pos="4320"/>
+        </w:tabs>
+        <w:ind w:left="4320" w:hanging="360"/>
+      </w:pPr>
+      <w:rPr>
+        <w:rFonts w:ascii="Wingdings" w:hAnsi="Wingdings" w:hint="default"/>
+        <w:sz w:val="20"/>
+      </w:rPr>
+    </w:lvl>
+    <w:lvl w:ilvl="6" w:tentative="1">
+      <w:start w:val="1"/>
+      <w:numFmt w:val="bullet"/>
+      <w:lvlText w:val=""/>
+      <w:lvlJc w:val="left"/>
+      <w:pPr>
+        <w:tabs>
+          <w:tab w:val="num" w:pos="5040"/>
+        </w:tabs>
+        <w:ind w:left="5040" w:hanging="360"/>
+      </w:pPr>
+      <w:rPr>
+        <w:rFonts w:ascii="Wingdings" w:hAnsi="Wingdings" w:hint="default"/>
+        <w:sz w:val="20"/>
+      </w:rPr>
+    </w:lvl>
+    <w:lvl w:ilvl="7" w:tentative="1">
+      <w:start w:val="1"/>
+      <w:numFmt w:val="bullet"/>
+      <w:lvlText w:val=""/>
+      <w:lvlJc w:val="left"/>
+      <w:pPr>
+        <w:tabs>
+          <w:tab w:val="num" w:pos="5760"/>
+        </w:tabs>
+        <w:ind w:left="5760" w:hanging="360"/>
+      </w:pPr>
+      <w:rPr>
+        <w:rFonts w:ascii="Wingdings" w:hAnsi="Wingdings" w:hint="default"/>
+        <w:sz w:val="20"/>
+      </w:rPr>
+    </w:lvl>
+    <w:lvl w:ilvl="8" w:tentative="1">
+      <w:start w:val="1"/>
+      <w:numFmt w:val="bullet"/>
+      <w:lvlText w:val=""/>
+      <w:lvlJc w:val="left"/>
+      <w:pPr>
+        <w:tabs>
+          <w:tab w:val="num" w:pos="6480"/>
+        </w:tabs>
+        <w:ind w:left="6480" w:hanging="360"/>
+      </w:pPr>
+      <w:rPr>
+        <w:rFonts w:ascii="Wingdings" w:hAnsi="Wingdings" w:hint="default"/>
+        <w:sz w:val="20"/>
+      </w:rPr>
+    </w:lvl>
+  </w:abstractNum>
+  <w:abstractNum w:abstractNumId="9" w15:restartNumberingAfterBreak="0">
+    <w:nsid w:val="40FC45B2"/>
+    <w:multiLevelType w:val="hybridMultilevel"/>
+    <w:tmpl w:val="7CA8CC46"/>
+    <w:lvl w:ilvl="0" w:tplc="2FB8F950">
+      <w:start w:val="1"/>
+      <w:numFmt w:val="bullet"/>
+      <w:pStyle w:val="a"/>
+      <w:lvlText w:val=""/>
+      <w:lvlJc w:val="left"/>
+      <w:pPr>
+        <w:ind w:left="1429" w:hanging="360"/>
+      </w:pPr>
+      <w:rPr>
+        <w:rFonts w:ascii="Symbol" w:hAnsi="Symbol" w:hint="default"/>
+      </w:rPr>
+    </w:lvl>
+    <w:lvl w:ilvl="1" w:tplc="04190003" w:tentative="1">
+      <w:start w:val="1"/>
+      <w:numFmt w:val="bullet"/>
+      <w:lvlText w:val="o"/>
+      <w:lvlJc w:val="left"/>
+      <w:pPr>
+        <w:ind w:left="2149" w:hanging="360"/>
+      </w:pPr>
+      <w:rPr>
+        <w:rFonts w:ascii="Courier New" w:hAnsi="Courier New" w:cs="Courier New" w:hint="default"/>
+      </w:rPr>
+    </w:lvl>
+    <w:lvl w:ilvl="2" w:tplc="04190005" w:tentative="1">
+      <w:start w:val="1"/>
+      <w:numFmt w:val="bullet"/>
+      <w:lvlText w:val=""/>
+      <w:lvlJc w:val="left"/>
+      <w:pPr>
+        <w:ind w:left="2869" w:hanging="360"/>
+      </w:pPr>
+      <w:rPr>
+        <w:rFonts w:ascii="Wingdings" w:hAnsi="Wingdings" w:hint="default"/>
+      </w:rPr>
+    </w:lvl>
+    <w:lvl w:ilvl="3" w:tplc="04190001" w:tentative="1">
+      <w:start w:val="1"/>
+      <w:numFmt w:val="bullet"/>
+      <w:lvlText w:val=""/>
+      <w:lvlJc w:val="left"/>
+      <w:pPr>
+        <w:ind w:left="3589" w:hanging="360"/>
+      </w:pPr>
+      <w:rPr>
+        <w:rFonts w:ascii="Symbol" w:hAnsi="Symbol" w:hint="default"/>
+      </w:rPr>
+    </w:lvl>
+    <w:lvl w:ilvl="4" w:tplc="04190003" w:tentative="1">
+      <w:start w:val="1"/>
+      <w:numFmt w:val="bullet"/>
+      <w:lvlText w:val="o"/>
+      <w:lvlJc w:val="left"/>
+      <w:pPr>
+        <w:ind w:left="4309" w:hanging="360"/>
+      </w:pPr>
+      <w:rPr>
+        <w:rFonts w:ascii="Courier New" w:hAnsi="Courier New" w:cs="Courier New" w:hint="default"/>
+      </w:rPr>
+    </w:lvl>
+    <w:lvl w:ilvl="5" w:tplc="04190005" w:tentative="1">
+      <w:start w:val="1"/>
+      <w:numFmt w:val="bullet"/>
+      <w:lvlText w:val=""/>
+      <w:lvlJc w:val="left"/>
+      <w:pPr>
+        <w:ind w:left="5029" w:hanging="360"/>
+      </w:pPr>
+      <w:rPr>
+        <w:rFonts w:ascii="Wingdings" w:hAnsi="Wingdings" w:hint="default"/>
+      </w:rPr>
+    </w:lvl>
+    <w:lvl w:ilvl="6" w:tplc="04190001" w:tentative="1">
+      <w:start w:val="1"/>
+      <w:numFmt w:val="bullet"/>
+      <w:lvlText w:val=""/>
+      <w:lvlJc w:val="left"/>
+      <w:pPr>
+        <w:ind w:left="5749" w:hanging="360"/>
+      </w:pPr>
+      <w:rPr>
+        <w:rFonts w:ascii="Symbol" w:hAnsi="Symbol" w:hint="default"/>
+      </w:rPr>
+    </w:lvl>
+    <w:lvl w:ilvl="7" w:tplc="04190003" w:tentative="1">
+      <w:start w:val="1"/>
+      <w:numFmt w:val="bullet"/>
+      <w:lvlText w:val="o"/>
+      <w:lvlJc w:val="left"/>
+      <w:pPr>
+        <w:ind w:left="6469" w:hanging="360"/>
+      </w:pPr>
+      <w:rPr>
+        <w:rFonts w:ascii="Courier New" w:hAnsi="Courier New" w:cs="Courier New" w:hint="default"/>
+      </w:rPr>
+    </w:lvl>
+    <w:lvl w:ilvl="8" w:tplc="04190005" w:tentative="1">
+      <w:start w:val="1"/>
+      <w:numFmt w:val="bullet"/>
+      <w:lvlText w:val=""/>
+      <w:lvlJc w:val="left"/>
+      <w:pPr>
+        <w:ind w:left="7189" w:hanging="360"/>
+      </w:pPr>
+      <w:rPr>
+        <w:rFonts w:ascii="Wingdings" w:hAnsi="Wingdings" w:hint="default"/>
+      </w:rPr>
+    </w:lvl>
+  </w:abstractNum>
+  <w:abstractNum w:abstractNumId="10" w15:restartNumberingAfterBreak="0">
+    <w:nsid w:val="4AFF6152"/>
+    <w:multiLevelType w:val="multilevel"/>
+    <w:tmpl w:val="9356CC90"/>
+    <w:lvl w:ilvl="0">
+      <w:start w:val="1"/>
+      <w:numFmt w:val="bullet"/>
+      <w:lvlText w:val=""/>
+      <w:lvlJc w:val="left"/>
+      <w:pPr>
+        <w:tabs>
+          <w:tab w:val="num" w:pos="720"/>
+        </w:tabs>
+        <w:ind w:left="720" w:hanging="360"/>
+      </w:pPr>
+      <w:rPr>
+        <w:rFonts w:ascii="Symbol" w:hAnsi="Symbol" w:hint="default"/>
+        <w:sz w:val="20"/>
+      </w:rPr>
+    </w:lvl>
+    <w:lvl w:ilvl="1" w:tentative="1">
+      <w:start w:val="1"/>
+      <w:numFmt w:val="bullet"/>
+      <w:lvlText w:val="o"/>
+      <w:lvlJc w:val="left"/>
+      <w:pPr>
+        <w:tabs>
+          <w:tab w:val="num" w:pos="1440"/>
+        </w:tabs>
+        <w:ind w:left="1440" w:hanging="360"/>
+      </w:pPr>
+      <w:rPr>
+        <w:rFonts w:ascii="Courier New" w:hAnsi="Courier New" w:hint="default"/>
+        <w:sz w:val="20"/>
+      </w:rPr>
+    </w:lvl>
+    <w:lvl w:ilvl="2" w:tentative="1">
+      <w:start w:val="1"/>
+      <w:numFmt w:val="bullet"/>
+      <w:lvlText w:val=""/>
+      <w:lvlJc w:val="left"/>
+      <w:pPr>
+        <w:tabs>
+          <w:tab w:val="num" w:pos="2160"/>
+        </w:tabs>
+        <w:ind w:left="2160" w:hanging="360"/>
+      </w:pPr>
+      <w:rPr>
+        <w:rFonts w:ascii="Wingdings" w:hAnsi="Wingdings" w:hint="default"/>
+        <w:sz w:val="20"/>
+      </w:rPr>
+    </w:lvl>
+    <w:lvl w:ilvl="3" w:tentative="1">
+      <w:start w:val="1"/>
+      <w:numFmt w:val="bullet"/>
+      <w:lvlText w:val=""/>
+      <w:lvlJc w:val="left"/>
+      <w:pPr>
+        <w:tabs>
+          <w:tab w:val="num" w:pos="2880"/>
+        </w:tabs>
+        <w:ind w:left="2880" w:hanging="360"/>
+      </w:pPr>
+      <w:rPr>
+        <w:rFonts w:ascii="Wingdings" w:hAnsi="Wingdings" w:hint="default"/>
+        <w:sz w:val="20"/>
+      </w:rPr>
+    </w:lvl>
+    <w:lvl w:ilvl="4" w:tentative="1">
+      <w:start w:val="1"/>
+      <w:numFmt w:val="bullet"/>
+      <w:lvlText w:val=""/>
+      <w:lvlJc w:val="left"/>
+      <w:pPr>
+        <w:tabs>
+          <w:tab w:val="num" w:pos="3600"/>
+        </w:tabs>
+        <w:ind w:left="3600" w:hanging="360"/>
+      </w:pPr>
+      <w:rPr>
+        <w:rFonts w:ascii="Wingdings" w:hAnsi="Wingdings" w:hint="default"/>
+        <w:sz w:val="20"/>
+      </w:rPr>
+    </w:lvl>
+    <w:lvl w:ilvl="5" w:tentative="1">
+      <w:start w:val="1"/>
+      <w:numFmt w:val="bullet"/>
+      <w:lvlText w:val=""/>
+      <w:lvlJc w:val="left"/>
+      <w:pPr>
+        <w:tabs>
+          <w:tab w:val="num" w:pos="4320"/>
+        </w:tabs>
+        <w:ind w:left="4320" w:hanging="360"/>
+      </w:pPr>
+      <w:rPr>
+        <w:rFonts w:ascii="Wingdings" w:hAnsi="Wingdings" w:hint="default"/>
+        <w:sz w:val="20"/>
+      </w:rPr>
+    </w:lvl>
+    <w:lvl w:ilvl="6" w:tentative="1">
+      <w:start w:val="1"/>
+      <w:numFmt w:val="bullet"/>
+      <w:lvlText w:val=""/>
+      <w:lvlJc w:val="left"/>
+      <w:pPr>
+        <w:tabs>
+          <w:tab w:val="num" w:pos="5040"/>
+        </w:tabs>
+        <w:ind w:left="5040" w:hanging="360"/>
+      </w:pPr>
+      <w:rPr>
+        <w:rFonts w:ascii="Wingdings" w:hAnsi="Wingdings" w:hint="default"/>
+        <w:sz w:val="20"/>
+      </w:rPr>
+    </w:lvl>
+    <w:lvl w:ilvl="7" w:tentative="1">
+      <w:start w:val="1"/>
+      <w:numFmt w:val="bullet"/>
+      <w:lvlText w:val=""/>
+      <w:lvlJc w:val="left"/>
+      <w:pPr>
+        <w:tabs>
+          <w:tab w:val="num" w:pos="5760"/>
+        </w:tabs>
+        <w:ind w:left="5760" w:hanging="360"/>
+      </w:pPr>
+      <w:rPr>
+        <w:rFonts w:ascii="Wingdings" w:hAnsi="Wingdings" w:hint="default"/>
+        <w:sz w:val="20"/>
+      </w:rPr>
+    </w:lvl>
+    <w:lvl w:ilvl="8" w:tentative="1">
+      <w:start w:val="1"/>
+      <w:numFmt w:val="bullet"/>
+      <w:lvlText w:val=""/>
+      <w:lvlJc w:val="left"/>
+      <w:pPr>
+        <w:tabs>
+          <w:tab w:val="num" w:pos="6480"/>
+        </w:tabs>
+        <w:ind w:left="6480" w:hanging="360"/>
+      </w:pPr>
+      <w:rPr>
+        <w:rFonts w:ascii="Wingdings" w:hAnsi="Wingdings" w:hint="default"/>
+        <w:sz w:val="20"/>
+      </w:rPr>
+    </w:lvl>
+  </w:abstractNum>
+  <w:abstractNum w:abstractNumId="11" w15:restartNumberingAfterBreak="0">
+    <w:nsid w:val="4C075E1D"/>
+    <w:multiLevelType w:val="hybridMultilevel"/>
+    <w:tmpl w:val="B3EAB594"/>
+    <w:lvl w:ilvl="0" w:tplc="48126FAC">
+      <w:start w:val="1"/>
+      <w:numFmt w:val="decimal"/>
+      <w:pStyle w:val="a0"/>
+      <w:lvlText w:val="%1."/>
+      <w:lvlJc w:val="left"/>
+      <w:pPr>
+        <w:ind w:left="1069" w:hanging="360"/>
+      </w:pPr>
+      <w:rPr>
+        <w:rFonts w:hint="default"/>
+      </w:rPr>
+    </w:lvl>
+    <w:lvl w:ilvl="1" w:tplc="04190019">
+      <w:start w:val="1"/>
+      <w:numFmt w:val="lowerLetter"/>
+      <w:lvlText w:val="%2."/>
+      <w:lvlJc w:val="left"/>
+      <w:pPr>
+        <w:ind w:left="1789" w:hanging="360"/>
+      </w:pPr>
+    </w:lvl>
+    <w:lvl w:ilvl="2" w:tplc="0419001B" w:tentative="1">
+      <w:start w:val="1"/>
+      <w:numFmt w:val="lowerRoman"/>
+      <w:lvlText w:val="%3."/>
+      <w:lvlJc w:val="right"/>
+      <w:pPr>
+        <w:ind w:left="2509" w:hanging="180"/>
+      </w:pPr>
+    </w:lvl>
+    <w:lvl w:ilvl="3" w:tplc="0419000F" w:tentative="1">
+      <w:start w:val="1"/>
+      <w:numFmt w:val="decimal"/>
+      <w:lvlText w:val="%4."/>
+      <w:lvlJc w:val="left"/>
+      <w:pPr>
+        <w:ind w:left="3229" w:hanging="360"/>
+      </w:pPr>
+    </w:lvl>
+    <w:lvl w:ilvl="4" w:tplc="04190019" w:tentative="1">
+      <w:start w:val="1"/>
+      <w:numFmt w:val="lowerLetter"/>
+      <w:lvlText w:val="%5."/>
+      <w:lvlJc w:val="left"/>
+      <w:pPr>
+        <w:ind w:left="3949" w:hanging="360"/>
+      </w:pPr>
+    </w:lvl>
+    <w:lvl w:ilvl="5" w:tplc="0419001B" w:tentative="1">
+      <w:start w:val="1"/>
+      <w:numFmt w:val="lowerRoman"/>
+      <w:lvlText w:val="%6."/>
+      <w:lvlJc w:val="right"/>
+      <w:pPr>
+        <w:ind w:left="4669" w:hanging="180"/>
+      </w:pPr>
+    </w:lvl>
+    <w:lvl w:ilvl="6" w:tplc="0419000F" w:tentative="1">
+      <w:start w:val="1"/>
+      <w:numFmt w:val="decimal"/>
+      <w:lvlText w:val="%7."/>
+      <w:lvlJc w:val="left"/>
+      <w:pPr>
+        <w:ind w:left="5389" w:hanging="360"/>
+      </w:pPr>
+    </w:lvl>
+    <w:lvl w:ilvl="7" w:tplc="04190019" w:tentative="1">
+      <w:start w:val="1"/>
+      <w:numFmt w:val="lowerLetter"/>
+      <w:lvlText w:val="%8."/>
+      <w:lvlJc w:val="left"/>
+      <w:pPr>
+        <w:ind w:left="6109" w:hanging="360"/>
+      </w:pPr>
+    </w:lvl>
+    <w:lvl w:ilvl="8" w:tplc="0419001B" w:tentative="1">
+      <w:start w:val="1"/>
+      <w:numFmt w:val="lowerRoman"/>
+      <w:lvlText w:val="%9."/>
+      <w:lvlJc w:val="right"/>
+      <w:pPr>
+        <w:ind w:left="6829" w:hanging="180"/>
+      </w:pPr>
+    </w:lvl>
+  </w:abstractNum>
+  <w:abstractNum w:abstractNumId="12" w15:restartNumberingAfterBreak="0">
+    <w:nsid w:val="52350FA8"/>
+    <w:multiLevelType w:val="multilevel"/>
+    <w:tmpl w:val="A530B7CC"/>
+    <w:lvl w:ilvl="0">
+      <w:start w:val="1"/>
+      <w:numFmt w:val="bullet"/>
+      <w:lvlText w:val=""/>
+      <w:lvlJc w:val="left"/>
+      <w:pPr>
+        <w:tabs>
+          <w:tab w:val="num" w:pos="720"/>
+        </w:tabs>
+        <w:ind w:left="720" w:hanging="360"/>
+      </w:pPr>
+      <w:rPr>
+        <w:rFonts w:ascii="Symbol" w:hAnsi="Symbol" w:hint="default"/>
+        <w:sz w:val="20"/>
+      </w:rPr>
+    </w:lvl>
+    <w:lvl w:ilvl="1" w:tentative="1">
+      <w:start w:val="1"/>
+      <w:numFmt w:val="bullet"/>
+      <w:lvlText w:val="o"/>
+      <w:lvlJc w:val="left"/>
+      <w:pPr>
+        <w:tabs>
+          <w:tab w:val="num" w:pos="1440"/>
+        </w:tabs>
+        <w:ind w:left="1440" w:hanging="360"/>
+      </w:pPr>
+      <w:rPr>
+        <w:rFonts w:ascii="Courier New" w:hAnsi="Courier New" w:hint="default"/>
+        <w:sz w:val="20"/>
+      </w:rPr>
+    </w:lvl>
+    <w:lvl w:ilvl="2" w:tentative="1">
+      <w:start w:val="1"/>
+      <w:numFmt w:val="bullet"/>
+      <w:lvlText w:val=""/>
+      <w:lvlJc w:val="left"/>
+      <w:pPr>
+        <w:tabs>
+          <w:tab w:val="num" w:pos="2160"/>
+        </w:tabs>
+        <w:ind w:left="2160" w:hanging="360"/>
+      </w:pPr>
+      <w:rPr>
+        <w:rFonts w:ascii="Wingdings" w:hAnsi="Wingdings" w:hint="default"/>
+        <w:sz w:val="20"/>
+      </w:rPr>
+    </w:lvl>
+    <w:lvl w:ilvl="3" w:tentative="1">
+      <w:start w:val="1"/>
+      <w:numFmt w:val="bullet"/>
+      <w:lvlText w:val=""/>
+      <w:lvlJc w:val="left"/>
+      <w:pPr>
+        <w:tabs>
+          <w:tab w:val="num" w:pos="2880"/>
+        </w:tabs>
+        <w:ind w:left="2880" w:hanging="360"/>
+      </w:pPr>
+      <w:rPr>
+        <w:rFonts w:ascii="Wingdings" w:hAnsi="Wingdings" w:hint="default"/>
+        <w:sz w:val="20"/>
+      </w:rPr>
+    </w:lvl>
+    <w:lvl w:ilvl="4" w:tentative="1">
+      <w:start w:val="1"/>
+      <w:numFmt w:val="bullet"/>
+      <w:lvlText w:val=""/>
+      <w:lvlJc w:val="left"/>
+      <w:pPr>
+        <w:tabs>
+          <w:tab w:val="num" w:pos="3600"/>
+        </w:tabs>
+        <w:ind w:left="3600" w:hanging="360"/>
+      </w:pPr>
+      <w:rPr>
+        <w:rFonts w:ascii="Wingdings" w:hAnsi="Wingdings" w:hint="default"/>
+        <w:sz w:val="20"/>
+      </w:rPr>
+    </w:lvl>
+    <w:lvl w:ilvl="5" w:tentative="1">
+      <w:start w:val="1"/>
+      <w:numFmt w:val="bullet"/>
+      <w:lvlText w:val=""/>
+      <w:lvlJc w:val="left"/>
+      <w:pPr>
+        <w:tabs>
+          <w:tab w:val="num" w:pos="4320"/>
+        </w:tabs>
+        <w:ind w:left="4320" w:hanging="360"/>
+      </w:pPr>
+      <w:rPr>
+        <w:rFonts w:ascii="Wingdings" w:hAnsi="Wingdings" w:hint="default"/>
+        <w:sz w:val="20"/>
+      </w:rPr>
+    </w:lvl>
+    <w:lvl w:ilvl="6" w:tentative="1">
+      <w:start w:val="1"/>
+      <w:numFmt w:val="bullet"/>
+      <w:lvlText w:val=""/>
+      <w:lvlJc w:val="left"/>
+      <w:pPr>
+        <w:tabs>
+          <w:tab w:val="num" w:pos="5040"/>
+        </w:tabs>
+        <w:ind w:left="5040" w:hanging="360"/>
+      </w:pPr>
+      <w:rPr>
+        <w:rFonts w:ascii="Wingdings" w:hAnsi="Wingdings" w:hint="default"/>
+        <w:sz w:val="20"/>
+      </w:rPr>
+    </w:lvl>
+    <w:lvl w:ilvl="7" w:tentative="1">
+      <w:start w:val="1"/>
+      <w:numFmt w:val="bullet"/>
+      <w:lvlText w:val=""/>
+      <w:lvlJc w:val="left"/>
+      <w:pPr>
+        <w:tabs>
+          <w:tab w:val="num" w:pos="5760"/>
+        </w:tabs>
+        <w:ind w:left="5760" w:hanging="360"/>
+      </w:pPr>
+      <w:rPr>
+        <w:rFonts w:ascii="Wingdings" w:hAnsi="Wingdings" w:hint="default"/>
+        <w:sz w:val="20"/>
+      </w:rPr>
+    </w:lvl>
+    <w:lvl w:ilvl="8" w:tentative="1">
+      <w:start w:val="1"/>
+      <w:numFmt w:val="bullet"/>
+      <w:lvlText w:val=""/>
+      <w:lvlJc w:val="left"/>
+      <w:pPr>
+        <w:tabs>
+          <w:tab w:val="num" w:pos="6480"/>
+        </w:tabs>
+        <w:ind w:left="6480" w:hanging="360"/>
+      </w:pPr>
+      <w:rPr>
+        <w:rFonts w:ascii="Wingdings" w:hAnsi="Wingdings" w:hint="default"/>
+        <w:sz w:val="20"/>
+      </w:rPr>
+    </w:lvl>
+  </w:abstractNum>
+  <w:abstractNum w:abstractNumId="13" w15:restartNumberingAfterBreak="0">
     <w:nsid w:val="5AA41B3E"/>
     <w:multiLevelType w:val="hybridMultilevel"/>
     <w:tmpl w:val="F0629B20"/>
@@ -1066,7 +2666,305 @@
       </w:pPr>
     </w:lvl>
   </w:abstractNum>
-  <w:abstractNum w:abstractNumId="3" w15:restartNumberingAfterBreak="0">
+  <w:abstractNum w:abstractNumId="14" w15:restartNumberingAfterBreak="0">
+    <w:nsid w:val="5DC64EBC"/>
+    <w:multiLevelType w:val="multilevel"/>
+    <w:tmpl w:val="ADA62BCA"/>
+    <w:lvl w:ilvl="0">
+      <w:start w:val="1"/>
+      <w:numFmt w:val="bullet"/>
+      <w:lvlText w:val=""/>
+      <w:lvlJc w:val="left"/>
+      <w:pPr>
+        <w:tabs>
+          <w:tab w:val="num" w:pos="720"/>
+        </w:tabs>
+        <w:ind w:left="720" w:hanging="360"/>
+      </w:pPr>
+      <w:rPr>
+        <w:rFonts w:ascii="Symbol" w:hAnsi="Symbol" w:hint="default"/>
+        <w:sz w:val="20"/>
+      </w:rPr>
+    </w:lvl>
+    <w:lvl w:ilvl="1" w:tentative="1">
+      <w:start w:val="1"/>
+      <w:numFmt w:val="bullet"/>
+      <w:lvlText w:val="o"/>
+      <w:lvlJc w:val="left"/>
+      <w:pPr>
+        <w:tabs>
+          <w:tab w:val="num" w:pos="1440"/>
+        </w:tabs>
+        <w:ind w:left="1440" w:hanging="360"/>
+      </w:pPr>
+      <w:rPr>
+        <w:rFonts w:ascii="Courier New" w:hAnsi="Courier New" w:hint="default"/>
+        <w:sz w:val="20"/>
+      </w:rPr>
+    </w:lvl>
+    <w:lvl w:ilvl="2" w:tentative="1">
+      <w:start w:val="1"/>
+      <w:numFmt w:val="bullet"/>
+      <w:lvlText w:val=""/>
+      <w:lvlJc w:val="left"/>
+      <w:pPr>
+        <w:tabs>
+          <w:tab w:val="num" w:pos="2160"/>
+        </w:tabs>
+        <w:ind w:left="2160" w:hanging="360"/>
+      </w:pPr>
+      <w:rPr>
+        <w:rFonts w:ascii="Wingdings" w:hAnsi="Wingdings" w:hint="default"/>
+        <w:sz w:val="20"/>
+      </w:rPr>
+    </w:lvl>
+    <w:lvl w:ilvl="3" w:tentative="1">
+      <w:start w:val="1"/>
+      <w:numFmt w:val="bullet"/>
+      <w:lvlText w:val=""/>
+      <w:lvlJc w:val="left"/>
+      <w:pPr>
+        <w:tabs>
+          <w:tab w:val="num" w:pos="2880"/>
+        </w:tabs>
+        <w:ind w:left="2880" w:hanging="360"/>
+      </w:pPr>
+      <w:rPr>
+        <w:rFonts w:ascii="Wingdings" w:hAnsi="Wingdings" w:hint="default"/>
+        <w:sz w:val="20"/>
+      </w:rPr>
+    </w:lvl>
+    <w:lvl w:ilvl="4" w:tentative="1">
+      <w:start w:val="1"/>
+      <w:numFmt w:val="bullet"/>
+      <w:lvlText w:val=""/>
+      <w:lvlJc w:val="left"/>
+      <w:pPr>
+        <w:tabs>
+          <w:tab w:val="num" w:pos="3600"/>
+        </w:tabs>
+        <w:ind w:left="3600" w:hanging="360"/>
+      </w:pPr>
+      <w:rPr>
+        <w:rFonts w:ascii="Wingdings" w:hAnsi="Wingdings" w:hint="default"/>
+        <w:sz w:val="20"/>
+      </w:rPr>
+    </w:lvl>
+    <w:lvl w:ilvl="5" w:tentative="1">
+      <w:start w:val="1"/>
+      <w:numFmt w:val="bullet"/>
+      <w:lvlText w:val=""/>
+      <w:lvlJc w:val="left"/>
+      <w:pPr>
+        <w:tabs>
+          <w:tab w:val="num" w:pos="4320"/>
+        </w:tabs>
+        <w:ind w:left="4320" w:hanging="360"/>
+      </w:pPr>
+      <w:rPr>
+        <w:rFonts w:ascii="Wingdings" w:hAnsi="Wingdings" w:hint="default"/>
+        <w:sz w:val="20"/>
+      </w:rPr>
+    </w:lvl>
+    <w:lvl w:ilvl="6" w:tentative="1">
+      <w:start w:val="1"/>
+      <w:numFmt w:val="bullet"/>
+      <w:lvlText w:val=""/>
+      <w:lvlJc w:val="left"/>
+      <w:pPr>
+        <w:tabs>
+          <w:tab w:val="num" w:pos="5040"/>
+        </w:tabs>
+        <w:ind w:left="5040" w:hanging="360"/>
+      </w:pPr>
+      <w:rPr>
+        <w:rFonts w:ascii="Wingdings" w:hAnsi="Wingdings" w:hint="default"/>
+        <w:sz w:val="20"/>
+      </w:rPr>
+    </w:lvl>
+    <w:lvl w:ilvl="7" w:tentative="1">
+      <w:start w:val="1"/>
+      <w:numFmt w:val="bullet"/>
+      <w:lvlText w:val=""/>
+      <w:lvlJc w:val="left"/>
+      <w:pPr>
+        <w:tabs>
+          <w:tab w:val="num" w:pos="5760"/>
+        </w:tabs>
+        <w:ind w:left="5760" w:hanging="360"/>
+      </w:pPr>
+      <w:rPr>
+        <w:rFonts w:ascii="Wingdings" w:hAnsi="Wingdings" w:hint="default"/>
+        <w:sz w:val="20"/>
+      </w:rPr>
+    </w:lvl>
+    <w:lvl w:ilvl="8" w:tentative="1">
+      <w:start w:val="1"/>
+      <w:numFmt w:val="bullet"/>
+      <w:lvlText w:val=""/>
+      <w:lvlJc w:val="left"/>
+      <w:pPr>
+        <w:tabs>
+          <w:tab w:val="num" w:pos="6480"/>
+        </w:tabs>
+        <w:ind w:left="6480" w:hanging="360"/>
+      </w:pPr>
+      <w:rPr>
+        <w:rFonts w:ascii="Wingdings" w:hAnsi="Wingdings" w:hint="default"/>
+        <w:sz w:val="20"/>
+      </w:rPr>
+    </w:lvl>
+  </w:abstractNum>
+  <w:abstractNum w:abstractNumId="15" w15:restartNumberingAfterBreak="0">
+    <w:nsid w:val="694425FE"/>
+    <w:multiLevelType w:val="multilevel"/>
+    <w:tmpl w:val="71A66F62"/>
+    <w:lvl w:ilvl="0">
+      <w:start w:val="1"/>
+      <w:numFmt w:val="bullet"/>
+      <w:lvlText w:val=""/>
+      <w:lvlJc w:val="left"/>
+      <w:pPr>
+        <w:tabs>
+          <w:tab w:val="num" w:pos="720"/>
+        </w:tabs>
+        <w:ind w:left="720" w:hanging="360"/>
+      </w:pPr>
+      <w:rPr>
+        <w:rFonts w:ascii="Symbol" w:hAnsi="Symbol" w:hint="default"/>
+        <w:sz w:val="20"/>
+      </w:rPr>
+    </w:lvl>
+    <w:lvl w:ilvl="1" w:tentative="1">
+      <w:start w:val="1"/>
+      <w:numFmt w:val="bullet"/>
+      <w:lvlText w:val="o"/>
+      <w:lvlJc w:val="left"/>
+      <w:pPr>
+        <w:tabs>
+          <w:tab w:val="num" w:pos="1440"/>
+        </w:tabs>
+        <w:ind w:left="1440" w:hanging="360"/>
+      </w:pPr>
+      <w:rPr>
+        <w:rFonts w:ascii="Courier New" w:hAnsi="Courier New" w:hint="default"/>
+        <w:sz w:val="20"/>
+      </w:rPr>
+    </w:lvl>
+    <w:lvl w:ilvl="2" w:tentative="1">
+      <w:start w:val="1"/>
+      <w:numFmt w:val="bullet"/>
+      <w:lvlText w:val=""/>
+      <w:lvlJc w:val="left"/>
+      <w:pPr>
+        <w:tabs>
+          <w:tab w:val="num" w:pos="2160"/>
+        </w:tabs>
+        <w:ind w:left="2160" w:hanging="360"/>
+      </w:pPr>
+      <w:rPr>
+        <w:rFonts w:ascii="Wingdings" w:hAnsi="Wingdings" w:hint="default"/>
+        <w:sz w:val="20"/>
+      </w:rPr>
+    </w:lvl>
+    <w:lvl w:ilvl="3" w:tentative="1">
+      <w:start w:val="1"/>
+      <w:numFmt w:val="bullet"/>
+      <w:lvlText w:val=""/>
+      <w:lvlJc w:val="left"/>
+      <w:pPr>
+        <w:tabs>
+          <w:tab w:val="num" w:pos="2880"/>
+        </w:tabs>
+        <w:ind w:left="2880" w:hanging="360"/>
+      </w:pPr>
+      <w:rPr>
+        <w:rFonts w:ascii="Wingdings" w:hAnsi="Wingdings" w:hint="default"/>
+        <w:sz w:val="20"/>
+      </w:rPr>
+    </w:lvl>
+    <w:lvl w:ilvl="4" w:tentative="1">
+      <w:start w:val="1"/>
+      <w:numFmt w:val="bullet"/>
+      <w:lvlText w:val=""/>
+      <w:lvlJc w:val="left"/>
+      <w:pPr>
+        <w:tabs>
+          <w:tab w:val="num" w:pos="3600"/>
+        </w:tabs>
+        <w:ind w:left="3600" w:hanging="360"/>
+      </w:pPr>
+      <w:rPr>
+        <w:rFonts w:ascii="Wingdings" w:hAnsi="Wingdings" w:hint="default"/>
+        <w:sz w:val="20"/>
+      </w:rPr>
+    </w:lvl>
+    <w:lvl w:ilvl="5" w:tentative="1">
+      <w:start w:val="1"/>
+      <w:numFmt w:val="bullet"/>
+      <w:lvlText w:val=""/>
+      <w:lvlJc w:val="left"/>
+      <w:pPr>
+        <w:tabs>
+          <w:tab w:val="num" w:pos="4320"/>
+        </w:tabs>
+        <w:ind w:left="4320" w:hanging="360"/>
+      </w:pPr>
+      <w:rPr>
+        <w:rFonts w:ascii="Wingdings" w:hAnsi="Wingdings" w:hint="default"/>
+        <w:sz w:val="20"/>
+      </w:rPr>
+    </w:lvl>
+    <w:lvl w:ilvl="6" w:tentative="1">
+      <w:start w:val="1"/>
+      <w:numFmt w:val="bullet"/>
+      <w:lvlText w:val=""/>
+      <w:lvlJc w:val="left"/>
+      <w:pPr>
+        <w:tabs>
+          <w:tab w:val="num" w:pos="5040"/>
+        </w:tabs>
+        <w:ind w:left="5040" w:hanging="360"/>
+      </w:pPr>
+      <w:rPr>
+        <w:rFonts w:ascii="Wingdings" w:hAnsi="Wingdings" w:hint="default"/>
+        <w:sz w:val="20"/>
+      </w:rPr>
+    </w:lvl>
+    <w:lvl w:ilvl="7" w:tentative="1">
+      <w:start w:val="1"/>
+      <w:numFmt w:val="bullet"/>
+      <w:lvlText w:val=""/>
+      <w:lvlJc w:val="left"/>
+      <w:pPr>
+        <w:tabs>
+          <w:tab w:val="num" w:pos="5760"/>
+        </w:tabs>
+        <w:ind w:left="5760" w:hanging="360"/>
+      </w:pPr>
+      <w:rPr>
+        <w:rFonts w:ascii="Wingdings" w:hAnsi="Wingdings" w:hint="default"/>
+        <w:sz w:val="20"/>
+      </w:rPr>
+    </w:lvl>
+    <w:lvl w:ilvl="8" w:tentative="1">
+      <w:start w:val="1"/>
+      <w:numFmt w:val="bullet"/>
+      <w:lvlText w:val=""/>
+      <w:lvlJc w:val="left"/>
+      <w:pPr>
+        <w:tabs>
+          <w:tab w:val="num" w:pos="6480"/>
+        </w:tabs>
+        <w:ind w:left="6480" w:hanging="360"/>
+      </w:pPr>
+      <w:rPr>
+        <w:rFonts w:ascii="Wingdings" w:hAnsi="Wingdings" w:hint="default"/>
+        <w:sz w:val="20"/>
+      </w:rPr>
+    </w:lvl>
+  </w:abstractNum>
+  <w:abstractNum w:abstractNumId="16" w15:restartNumberingAfterBreak="0">
     <w:nsid w:val="77D03F28"/>
     <w:multiLevelType w:val="multilevel"/>
     <w:tmpl w:val="4CCA71AE"/>
@@ -1219,13 +3117,64 @@
     <w:abstractNumId w:val="0"/>
   </w:num>
   <w:num w:numId="2">
+    <w:abstractNumId w:val="4"/>
+  </w:num>
+  <w:num w:numId="3">
+    <w:abstractNumId w:val="16"/>
+  </w:num>
+  <w:num w:numId="4">
+    <w:abstractNumId w:val="13"/>
+  </w:num>
+  <w:num w:numId="5">
+    <w:abstractNumId w:val="15"/>
+  </w:num>
+  <w:num w:numId="6">
+    <w:abstractNumId w:val="8"/>
+  </w:num>
+  <w:num w:numId="7">
+    <w:abstractNumId w:val="6"/>
+  </w:num>
+  <w:num w:numId="8">
+    <w:abstractNumId w:val="14"/>
+  </w:num>
+  <w:num w:numId="9">
+    <w:abstractNumId w:val="7"/>
+  </w:num>
+  <w:num w:numId="10">
+    <w:abstractNumId w:val="3"/>
+  </w:num>
+  <w:num w:numId="11">
+    <w:abstractNumId w:val="12"/>
+  </w:num>
+  <w:num w:numId="12">
+    <w:abstractNumId w:val="10"/>
+  </w:num>
+  <w:num w:numId="13">
+    <w:abstractNumId w:val="5"/>
+  </w:num>
+  <w:num w:numId="14">
+    <w:abstractNumId w:val="2"/>
+  </w:num>
+  <w:num w:numId="15">
     <w:abstractNumId w:val="1"/>
   </w:num>
-  <w:num w:numId="3">
-    <w:abstractNumId w:val="3"/>
+  <w:num w:numId="16">
+    <w:abstractNumId w:val="11"/>
   </w:num>
-  <w:num w:numId="4">
-    <w:abstractNumId w:val="2"/>
+  <w:num w:numId="17">
+    <w:abstractNumId w:val="9"/>
+  </w:num>
+  <w:num w:numId="18">
+    <w:abstractNumId w:val="11"/>
+    <w:lvlOverride w:ilvl="0">
+      <w:startOverride w:val="1"/>
+    </w:lvlOverride>
+  </w:num>
+  <w:num w:numId="19">
+    <w:abstractNumId w:val="11"/>
+    <w:lvlOverride w:ilvl="0">
+      <w:startOverride w:val="7"/>
+    </w:lvlOverride>
   </w:num>
 </w:numbering>
 </file>
@@ -1625,7 +3574,7 @@
     <w:lsdException w:name="Unresolved Mention" w:semiHidden="1" w:unhideWhenUsed="1"/>
     <w:lsdException w:name="Smart Link" w:semiHidden="1" w:unhideWhenUsed="1"/>
   </w:latentStyles>
-  <w:style w:type="paragraph" w:default="1" w:styleId="a">
+  <w:style w:type="paragraph" w:default="1" w:styleId="a1">
     <w:name w:val="Normal"/>
     <w:qFormat/>
     <w:rsid w:val="00291504"/>
@@ -1638,13 +3587,13 @@
       <w:sz w:val="28"/>
     </w:rPr>
   </w:style>
-  <w:style w:type="character" w:default="1" w:styleId="a0">
+  <w:style w:type="character" w:default="1" w:styleId="a2">
     <w:name w:val="Default Paragraph Font"/>
     <w:uiPriority w:val="1"/>
     <w:semiHidden/>
     <w:unhideWhenUsed/>
   </w:style>
-  <w:style w:type="table" w:default="1" w:styleId="a1">
+  <w:style w:type="table" w:default="1" w:styleId="a3">
     <w:name w:val="Normal Table"/>
     <w:uiPriority w:val="99"/>
     <w:semiHidden/>
@@ -1659,21 +3608,21 @@
       </w:tblCellMar>
     </w:tblPr>
   </w:style>
-  <w:style w:type="numbering" w:default="1" w:styleId="a2">
+  <w:style w:type="numbering" w:default="1" w:styleId="a4">
     <w:name w:val="No List"/>
     <w:uiPriority w:val="99"/>
     <w:semiHidden/>
     <w:unhideWhenUsed/>
   </w:style>
-  <w:style w:type="paragraph" w:customStyle="1" w:styleId="a3">
+  <w:style w:type="paragraph" w:customStyle="1" w:styleId="a5">
     <w:name w:val="СТАНДАРТтекст"/>
-    <w:basedOn w:val="a"/>
-    <w:link w:val="a4"/>
+    <w:basedOn w:val="a1"/>
+    <w:link w:val="a6"/>
     <w:qFormat/>
-    <w:rsid w:val="001946A6"/>
+    <w:rsid w:val="00941C99"/>
     <w:pPr>
       <w:spacing w:after="0" w:line="360" w:lineRule="auto"/>
-      <w:jc w:val="left"/>
+      <w:ind w:firstLine="709"/>
     </w:pPr>
     <w:rPr>
       <w:rFonts w:eastAsia="Times New Roman" w:cs="Times New Roman"/>
@@ -1682,11 +3631,11 @@
       <w:lang w:eastAsia="ru-RU"/>
     </w:rPr>
   </w:style>
-  <w:style w:type="character" w:customStyle="1" w:styleId="a4">
+  <w:style w:type="character" w:customStyle="1" w:styleId="a6">
     <w:name w:val="СТАНДАРТтекст Знак"/>
-    <w:basedOn w:val="a0"/>
-    <w:link w:val="a3"/>
-    <w:rsid w:val="001946A6"/>
+    <w:basedOn w:val="a2"/>
+    <w:link w:val="a5"/>
+    <w:rsid w:val="00941C99"/>
     <w:rPr>
       <w:rFonts w:ascii="Times New Roman" w:eastAsia="Times New Roman" w:hAnsi="Times New Roman" w:cs="Times New Roman"/>
       <w:color w:val="000000" w:themeColor="text1"/>
@@ -1695,10 +3644,10 @@
       <w:lang w:eastAsia="ru-RU"/>
     </w:rPr>
   </w:style>
-  <w:style w:type="paragraph" w:customStyle="1" w:styleId="a5">
+  <w:style w:type="paragraph" w:customStyle="1" w:styleId="a7">
     <w:name w:val="ЗАГОЛОВОК"/>
-    <w:basedOn w:val="a"/>
-    <w:link w:val="a6"/>
+    <w:basedOn w:val="a1"/>
+    <w:link w:val="a8"/>
     <w:qFormat/>
     <w:rsid w:val="001946A6"/>
     <w:pPr>
@@ -1712,16 +3661,127 @@
       <w:lang w:eastAsia="ru-RU"/>
     </w:rPr>
   </w:style>
-  <w:style w:type="character" w:customStyle="1" w:styleId="a6">
+  <w:style w:type="character" w:customStyle="1" w:styleId="a8">
     <w:name w:val="ЗАГОЛОВОК Знак"/>
-    <w:basedOn w:val="a0"/>
-    <w:link w:val="a5"/>
+    <w:basedOn w:val="a2"/>
+    <w:link w:val="a7"/>
     <w:rsid w:val="001946A6"/>
     <w:rPr>
       <w:rFonts w:ascii="Times New Roman" w:eastAsia="Times New Roman" w:hAnsi="Times New Roman" w:cs="Times New Roman"/>
       <w:b/>
       <w:sz w:val="28"/>
       <w:szCs w:val="28"/>
+      <w:lang w:eastAsia="ru-RU"/>
+    </w:rPr>
+  </w:style>
+  <w:style w:type="paragraph" w:customStyle="1" w:styleId="a0">
+    <w:name w:val="СписокЛитературы"/>
+    <w:basedOn w:val="a9"/>
+    <w:link w:val="aa"/>
+    <w:qFormat/>
+    <w:rsid w:val="00941C99"/>
+    <w:pPr>
+      <w:numPr>
+        <w:numId w:val="16"/>
+      </w:numPr>
+      <w:spacing w:after="0" w:line="360" w:lineRule="auto"/>
+      <w:ind w:left="0" w:firstLine="709"/>
+    </w:pPr>
+    <w:rPr>
+      <w:rFonts w:eastAsia="Times New Roman" w:cs="Times New Roman"/>
+      <w:color w:val="000000"/>
+      <w:szCs w:val="28"/>
+      <w:lang w:eastAsia="ru-RU"/>
+    </w:rPr>
+  </w:style>
+  <w:style w:type="character" w:customStyle="1" w:styleId="aa">
+    <w:name w:val="СписокЛитературы Знак"/>
+    <w:basedOn w:val="a2"/>
+    <w:link w:val="a0"/>
+    <w:rsid w:val="00941C99"/>
+    <w:rPr>
+      <w:rFonts w:ascii="Times New Roman" w:eastAsia="Times New Roman" w:hAnsi="Times New Roman" w:cs="Times New Roman"/>
+      <w:color w:val="000000"/>
+      <w:sz w:val="28"/>
+      <w:szCs w:val="28"/>
+      <w:lang w:eastAsia="ru-RU"/>
+    </w:rPr>
+  </w:style>
+  <w:style w:type="paragraph" w:styleId="a9">
+    <w:name w:val="List Paragraph"/>
+    <w:basedOn w:val="a1"/>
+    <w:uiPriority w:val="34"/>
+    <w:qFormat/>
+    <w:rsid w:val="00941C99"/>
+    <w:pPr>
+      <w:ind w:left="720"/>
+      <w:contextualSpacing/>
+    </w:pPr>
+  </w:style>
+  <w:style w:type="paragraph" w:customStyle="1" w:styleId="ab">
+    <w:name w:val="СТЗАГОЛОВОК"/>
+    <w:basedOn w:val="a1"/>
+    <w:link w:val="ac"/>
+    <w:qFormat/>
+    <w:rsid w:val="00941C99"/>
+    <w:pPr>
+      <w:spacing w:before="360" w:after="360" w:line="360" w:lineRule="auto"/>
+      <w:ind w:firstLine="709"/>
+      <w:jc w:val="center"/>
+    </w:pPr>
+    <w:rPr>
+      <w:rFonts w:eastAsia="Times New Roman" w:cs="Times New Roman"/>
+      <w:b/>
+      <w:color w:val="000000" w:themeColor="text1"/>
+      <w:szCs w:val="24"/>
+      <w:lang w:eastAsia="ru-RU"/>
+    </w:rPr>
+  </w:style>
+  <w:style w:type="character" w:customStyle="1" w:styleId="ac">
+    <w:name w:val="СТЗАГОЛОВОК Знак"/>
+    <w:basedOn w:val="a2"/>
+    <w:link w:val="ab"/>
+    <w:rsid w:val="00941C99"/>
+    <w:rPr>
+      <w:rFonts w:ascii="Times New Roman" w:eastAsia="Times New Roman" w:hAnsi="Times New Roman" w:cs="Times New Roman"/>
+      <w:b/>
+      <w:color w:val="000000" w:themeColor="text1"/>
+      <w:sz w:val="28"/>
+      <w:szCs w:val="24"/>
+      <w:lang w:eastAsia="ru-RU"/>
+    </w:rPr>
+  </w:style>
+  <w:style w:type="paragraph" w:customStyle="1" w:styleId="a">
+    <w:name w:val="МаркСписок"/>
+    <w:basedOn w:val="a9"/>
+    <w:link w:val="ad"/>
+    <w:qFormat/>
+    <w:rsid w:val="00941C99"/>
+    <w:pPr>
+      <w:widowControl w:val="0"/>
+      <w:numPr>
+        <w:numId w:val="17"/>
+      </w:numPr>
+      <w:spacing w:after="0" w:line="360" w:lineRule="auto"/>
+      <w:ind w:left="0" w:firstLine="709"/>
+    </w:pPr>
+    <w:rPr>
+      <w:rFonts w:eastAsia="Times New Roman" w:cs="Times New Roman"/>
+      <w:color w:val="000000"/>
+      <w:szCs w:val="20"/>
+      <w:lang w:eastAsia="ru-RU"/>
+    </w:rPr>
+  </w:style>
+  <w:style w:type="character" w:customStyle="1" w:styleId="ad">
+    <w:name w:val="МаркСписок Знак"/>
+    <w:basedOn w:val="a2"/>
+    <w:link w:val="a"/>
+    <w:rsid w:val="00941C99"/>
+    <w:rPr>
+      <w:rFonts w:ascii="Times New Roman" w:eastAsia="Times New Roman" w:hAnsi="Times New Roman" w:cs="Times New Roman"/>
+      <w:color w:val="000000"/>
+      <w:sz w:val="28"/>
+      <w:szCs w:val="20"/>
       <w:lang w:eastAsia="ru-RU"/>
     </w:rPr>
   </w:style>
